--- a/pr-preview/pr-491/correlation-regression-handout.docx
+++ b/pr-preview/pr-491/correlation-regression-handout.docx
@@ -15,7 +15,7 @@
         <w:pStyle w:val="Date"/>
       </w:pPr>
       <w:r>
-        <w:t xml:space="preserve">Last modified: 2026-10-27 01:31:01 (PDT)</w:t>
+        <w:t xml:space="preserve">Last modified: 2026-10-27 03:08:59 (PDT)</w:t>
       </w:r>
     </w:p>
     <w:p>
@@ -3944,7 +3944,7 @@
     <w:bookmarkEnd w:id="29"/>
     <w:bookmarkEnd w:id="30"/>
     <w:bookmarkEnd w:id="31"/>
-    <w:bookmarkStart w:id="163" w:name="sec-simple-linear-regression"/>
+    <w:bookmarkStart w:id="169" w:name="sec-simple-linear-regression"/>
     <w:p>
       <w:pPr>
         <w:pStyle w:val="Heading2"/>
@@ -12003,7 +12003,7 @@
     </w:p>
     <w:bookmarkEnd w:id="49"/>
     <w:bookmarkEnd w:id="50"/>
-    <w:bookmarkStart w:id="124" w:name="sec-ols"/>
+    <w:bookmarkStart w:id="130" w:name="sec-ols"/>
     <w:p>
       <w:pPr>
         <w:pStyle w:val="Heading3"/>
@@ -19851,18 +19851,6 @@
         <w:t xml:space="preserve"> </w:t>
       </w:r>
       <w:r>
-        <w:t xml:space="preserve"> </w:t>
-      </w:r>
-    </w:p>
-    <w:p>
-      <w:pPr>
-        <w:pStyle w:val="Compact"/>
-        <w:numPr>
-          <w:ilvl w:val="0"/>
-          <w:numId w:val="1002"/>
-        </w:numPr>
-      </w:pPr>
-      <w:r>
         <w:t xml:space="preserve">Find the partial derivative of the</w:t>
       </w:r>
       <w:r>
@@ -20019,62 +20007,11 @@
         <w:t xml:space="preserve">.</w:t>
       </w:r>
     </w:p>
-    <w:p>
-      <w:pPr>
-        <w:pStyle w:val="Compact"/>
-        <w:numPr>
-          <w:ilvl w:val="0"/>
-          <w:numId w:val="1002"/>
-        </w:numPr>
-      </w:pPr>
-      <w:r>
-        <w:t xml:space="preserve">Write it in terms of</w:t>
-      </w:r>
-      <w:r>
-        <w:t xml:space="preserve"> </w:t>
-      </w:r>
-      <m:oMath>
-        <m:acc>
-          <m:accPr>
-            <m:chr m:val="‾"/>
-          </m:accPr>
-          <m:e>
-            <m:r>
-              <m:t>x</m:t>
-            </m:r>
-          </m:e>
-        </m:acc>
-      </m:oMath>
-      <w:r>
-        <w:t xml:space="preserve"> </w:t>
-      </w:r>
-      <w:r>
-        <w:t xml:space="preserve">and</w:t>
-      </w:r>
-      <w:r>
-        <w:t xml:space="preserve"> </w:t>
-      </w:r>
-      <m:oMath>
-        <m:acc>
-          <m:accPr>
-            <m:chr m:val="‾"/>
-          </m:accPr>
-          <m:e>
-            <m:r>
-              <m:t>y</m:t>
-            </m:r>
-          </m:e>
-        </m:acc>
-      </m:oMath>
-      <w:r>
-        <w:t xml:space="preserve">.</w:t>
-      </w:r>
-    </w:p>
     <w:bookmarkEnd w:id="83"/>
     <w:bookmarkStart w:id="84" w:name="sol-rss-deriv-intercept"/>
     <w:p>
       <w:pPr>
-        <w:pStyle w:val="FirstParagraph"/>
+        <w:pStyle w:val="BodyText"/>
       </w:pPr>
       <w:r>
         <w:rPr>
@@ -20085,16 +20022,6 @@
       </w:r>
       <w:r>
         <w:t xml:space="preserve">. </w:t>
-      </w:r>
-      <w:r>
-        <w:rPr>
-          <w:b/>
-          <w:bCs/>
-        </w:rPr>
-        <w:t xml:space="preserve">1.</w:t>
-      </w:r>
-      <w:r>
-        <w:t xml:space="preserve"> </w:t>
       </w:r>
       <w:r>
         <w:t xml:space="preserve">Differentiate one operation at a time,</w:t>
@@ -21728,6 +21655,8 @@
         </m:oMath>
       </m:oMathPara>
     </w:p>
+    <w:bookmarkEnd w:id="84"/>
+    <w:bookmarkStart w:id="85" w:name="exr-rss-deriv-intercept-in-means"/>
     <w:p>
       <w:pPr>
         <w:pStyle w:val="FirstParagraph"/>
@@ -21737,10 +21666,83 @@
           <w:b/>
           <w:bCs/>
         </w:rPr>
-        <w:t xml:space="preserve">2.</w:t>
-      </w:r>
-      <w:r>
-        <w:t xml:space="preserve"> </w:t>
+        <w:t xml:space="preserve">Exercise 7 (Derivative of RSS in terms of the means)</w:t>
+      </w:r>
+      <w:r>
+        <w:t xml:space="preserve"> </w:t>
+      </w:r>
+      <w:r>
+        <w:t xml:space="preserve">In the setting of</w:t>
+      </w:r>
+      <w:r>
+        <w:t xml:space="preserve"> </w:t>
+      </w:r>
+      <w:hyperlink w:anchor="exr-rss-deriv-intercept">
+        <w:r>
+          <w:rPr>
+            <w:rStyle w:val="Hyperlink"/>
+          </w:rPr>
+          <w:t xml:space="preserve">Exercise 6</w:t>
+        </w:r>
+      </w:hyperlink>
+      <w:r>
+        <w:t xml:space="preserve">, write the partial derivative in terms of</w:t>
+      </w:r>
+      <w:r>
+        <w:t xml:space="preserve"> </w:t>
+      </w:r>
+      <m:oMath>
+        <m:acc>
+          <m:accPr>
+            <m:chr m:val="‾"/>
+          </m:accPr>
+          <m:e>
+            <m:r>
+              <m:t>x</m:t>
+            </m:r>
+          </m:e>
+        </m:acc>
+      </m:oMath>
+      <w:r>
+        <w:t xml:space="preserve"> </w:t>
+      </w:r>
+      <w:r>
+        <w:t xml:space="preserve">and</w:t>
+      </w:r>
+      <w:r>
+        <w:t xml:space="preserve"> </w:t>
+      </w:r>
+      <m:oMath>
+        <m:acc>
+          <m:accPr>
+            <m:chr m:val="‾"/>
+          </m:accPr>
+          <m:e>
+            <m:r>
+              <m:t>y</m:t>
+            </m:r>
+          </m:e>
+        </m:acc>
+      </m:oMath>
+      <w:r>
+        <w:t xml:space="preserve">.</w:t>
+      </w:r>
+    </w:p>
+    <w:bookmarkEnd w:id="85"/>
+    <w:bookmarkStart w:id="86" w:name="sol-rss-deriv-intercept-in-means"/>
+    <w:p>
+      <w:pPr>
+        <w:pStyle w:val="BodyText"/>
+      </w:pPr>
+      <w:r>
+        <w:rPr>
+          <w:i/>
+          <w:iCs/>
+        </w:rPr>
+        <w:t xml:space="preserve">Solution 7</w:t>
+      </w:r>
+      <w:r>
+        <w:t xml:space="preserve">. </w:t>
       </w:r>
       <w:r>
         <w:t xml:space="preserve">Write it in terms of</w:t>
@@ -21966,7 +21968,7 @@
                   <m:nor/>
                   <m:sty m:val="p"/>
                 </m:rPr>
-                <m:t>(part 1)</m:t>
+                <m:t>(previous solution)</m:t>
               </m:r>
             </m:e>
             <m:e>
@@ -22899,8 +22901,8 @@
         </m:oMath>
       </m:oMathPara>
     </w:p>
-    <w:bookmarkEnd w:id="84"/>
-    <w:bookmarkStart w:id="85" w:name="lem-rss-deriv-intercept"/>
+    <w:bookmarkEnd w:id="86"/>
+    <w:bookmarkStart w:id="87" w:name="lem-rss-deriv-intercept"/>
     <w:p>
       <w:pPr>
         <w:pStyle w:val="FirstParagraph"/>
@@ -23272,7 +23274,7 @@
         </m:oMath>
       </m:oMathPara>
     </w:p>
-    <w:bookmarkEnd w:id="85"/>
+    <w:bookmarkEnd w:id="87"/>
     <w:p>
       <w:pPr>
         <w:pStyle w:val="FirstParagraph"/>
@@ -23305,7 +23307,7 @@
         <w:t xml:space="preserve">.</w:t>
       </w:r>
     </w:p>
-    <w:bookmarkStart w:id="86" w:name="exr-rss-deriv-slope"/>
+    <w:bookmarkStart w:id="88" w:name="exr-rss-deriv-slope"/>
     <w:p>
       <w:pPr>
         <w:pStyle w:val="BodyText"/>
@@ -23315,7 +23317,7 @@
           <w:b/>
           <w:bCs/>
         </w:rPr>
-        <w:t xml:space="preserve">Exercise 7 (Derivative of RSS with respect to the slope)</w:t>
+        <w:t xml:space="preserve">Exercise 8 (Derivative of RSS with respect to the slope)</w:t>
       </w:r>
       <w:r>
         <w:t xml:space="preserve"> </w:t>
@@ -23452,8 +23454,8 @@
         <w:t xml:space="preserve">.</w:t>
       </w:r>
     </w:p>
-    <w:bookmarkEnd w:id="86"/>
-    <w:bookmarkStart w:id="87" w:name="sol-rss-deriv-slope"/>
+    <w:bookmarkEnd w:id="88"/>
+    <w:bookmarkStart w:id="89" w:name="sol-rss-deriv-slope"/>
     <w:p>
       <w:pPr>
         <w:pStyle w:val="BodyText"/>
@@ -23463,7 +23465,7 @@
           <w:i/>
           <w:iCs/>
         </w:rPr>
-        <w:t xml:space="preserve">Solution 7</w:t>
+        <w:t xml:space="preserve">Solution 8</w:t>
       </w:r>
       <w:r>
         <w:t xml:space="preserve">. </w:t>
@@ -25122,8 +25124,8 @@
         </m:oMath>
       </m:oMathPara>
     </w:p>
-    <w:bookmarkEnd w:id="87"/>
-    <w:bookmarkStart w:id="88" w:name="lem-rss-deriv-slope"/>
+    <w:bookmarkEnd w:id="89"/>
+    <w:bookmarkStart w:id="90" w:name="lem-rss-deriv-slope"/>
     <w:p>
       <w:pPr>
         <w:pStyle w:val="FirstParagraph"/>
@@ -25411,7 +25413,7 @@
         </m:oMath>
       </m:oMathPara>
     </w:p>
-    <w:bookmarkEnd w:id="88"/>
+    <w:bookmarkEnd w:id="90"/>
     <w:p>
       <w:pPr>
         <w:pStyle w:val="FirstParagraph"/>
@@ -25437,14 +25439,14 @@
           <w:rPr>
             <w:rStyle w:val="Hyperlink"/>
           </w:rPr>
-          <w:t xml:space="preserve">Exercise 7</w:t>
+          <w:t xml:space="preserve">Exercise 8</w:t>
         </w:r>
       </w:hyperlink>
       <w:r>
         <w:t xml:space="preserve">.</w:t>
       </w:r>
     </w:p>
-    <w:bookmarkStart w:id="89" w:name="exr-solve-normal-equations"/>
+    <w:bookmarkStart w:id="91" w:name="exr-solve-normal-equations"/>
     <w:p>
       <w:pPr>
         <w:pStyle w:val="BodyText"/>
@@ -25454,7 +25456,7 @@
           <w:b/>
           <w:bCs/>
         </w:rPr>
-        <w:t xml:space="preserve">Exercise 8 (Solving the normal equations)</w:t>
+        <w:t xml:space="preserve">Exercise 9 (Solving the normal equations)</w:t>
       </w:r>
       <w:r>
         <w:t xml:space="preserve"> </w:t>
@@ -25487,7 +25489,7 @@
           <w:rPr>
             <w:rStyle w:val="Hyperlink"/>
           </w:rPr>
-          <w:t xml:space="preserve">Exercise 7</w:t>
+          <w:t xml:space="preserve">Exercise 8</w:t>
         </w:r>
       </w:hyperlink>
       <w:r>
@@ -25612,8 +25614,8 @@
         <w:t xml:space="preserve">).</w:t>
       </w:r>
     </w:p>
-    <w:bookmarkEnd w:id="89"/>
-    <w:bookmarkStart w:id="90" w:name="sol-solve-normal-equations"/>
+    <w:bookmarkEnd w:id="91"/>
+    <w:bookmarkStart w:id="92" w:name="sol-solve-normal-equations"/>
     <w:p>
       <w:pPr>
         <w:pStyle w:val="BodyText"/>
@@ -25623,7 +25625,7 @@
           <w:i/>
           <w:iCs/>
         </w:rPr>
-        <w:t xml:space="preserve">Solution 8</w:t>
+        <w:t xml:space="preserve">Solution 9</w:t>
       </w:r>
       <w:r>
         <w:t xml:space="preserve">. </w:t>
@@ -26135,7 +26137,7 @@
           <w:rPr>
             <w:rStyle w:val="Hyperlink"/>
           </w:rPr>
-          <w:t xml:space="preserve">Exercise 7</w:t>
+          <w:t xml:space="preserve">Exercise 8</w:t>
         </w:r>
       </w:hyperlink>
       <w:r>
@@ -30667,8 +30669,8 @@
         <w:t xml:space="preserve">.</w:t>
       </w:r>
     </w:p>
-    <w:bookmarkEnd w:id="90"/>
-    <w:bookmarkStart w:id="91" w:name="lem-solve-normal-equations"/>
+    <w:bookmarkEnd w:id="92"/>
+    <w:bookmarkStart w:id="93" w:name="lem-solve-normal-equations"/>
     <w:p>
       <w:pPr>
         <w:pStyle w:val="BodyText"/>
@@ -30896,7 +30898,7 @@
         </m:oMath>
       </m:oMathPara>
     </w:p>
-    <w:bookmarkEnd w:id="91"/>
+    <w:bookmarkEnd w:id="93"/>
     <w:p>
       <w:pPr>
         <w:pStyle w:val="FirstParagraph"/>
@@ -30922,14 +30924,14 @@
           <w:rPr>
             <w:rStyle w:val="Hyperlink"/>
           </w:rPr>
-          <w:t xml:space="preserve">Exercise 8</w:t>
+          <w:t xml:space="preserve">Exercise 9</w:t>
         </w:r>
       </w:hyperlink>
       <w:r>
         <w:t xml:space="preserve">.</w:t>
       </w:r>
     </w:p>
-    <w:bookmarkStart w:id="92" w:name="exr-rss-hessian"/>
+    <w:bookmarkStart w:id="94" w:name="exr-rss-hessian"/>
     <w:p>
       <w:pPr>
         <w:pStyle w:val="BodyText"/>
@@ -30939,23 +30941,11 @@
           <w:b/>
           <w:bCs/>
         </w:rPr>
-        <w:t xml:space="preserve">Exercise 9 (Second derivatives of RSS)</w:t>
-      </w:r>
-      <w:r>
-        <w:t xml:space="preserve"> </w:t>
-      </w:r>
-      <w:r>
-        <w:t xml:space="preserve"> </w:t>
-      </w:r>
-    </w:p>
-    <w:p>
-      <w:pPr>
-        <w:pStyle w:val="Compact"/>
-        <w:numPr>
-          <w:ilvl w:val="0"/>
-          <w:numId w:val="1003"/>
-        </w:numPr>
-      </w:pPr>
+        <w:t xml:space="preserve">Exercise 10 (Second derivatives of RSS)</w:t>
+      </w:r>
+      <w:r>
+        <w:t xml:space="preserve"> </w:t>
+      </w:r>
       <w:r>
         <w:t xml:space="preserve">Find the matrix of second derivatives of</w:t>
       </w:r>
@@ -31080,89 +31070,21 @@
         <w:t xml:space="preserve">.</w:t>
       </w:r>
     </w:p>
+    <w:bookmarkEnd w:id="94"/>
+    <w:bookmarkStart w:id="95" w:name="sol-rss-hessian"/>
     <w:p>
       <w:pPr>
-        <w:pStyle w:val="Compact"/>
-        <w:numPr>
-          <w:ilvl w:val="0"/>
-          <w:numId w:val="1003"/>
-        </w:numPr>
-      </w:pPr>
-      <w:r>
-        <w:t xml:space="preserve">Show that it is positive definite when</w:t>
-      </w:r>
-      <w:r>
-        <w:t xml:space="preserve"> </w:t>
-      </w:r>
-      <m:oMath>
-        <m:sSub>
-          <m:e>
-            <m:r>
-              <m:t>S</m:t>
-            </m:r>
-          </m:e>
-          <m:sub>
-            <m:r>
-              <m:t>x</m:t>
-            </m:r>
-            <m:r>
-              <m:t>x</m:t>
-            </m:r>
-          </m:sub>
-        </m:sSub>
-        <m:r>
-          <m:rPr>
-            <m:sty m:val="p"/>
-          </m:rPr>
-          <m:t>&gt;</m:t>
-        </m:r>
-        <m:r>
-          <m:t>0</m:t>
-        </m:r>
-      </m:oMath>
-      <w:r>
-        <w:t xml:space="preserve"> </w:t>
-      </w:r>
-      <w:r>
-        <w:t xml:space="preserve">(</w:t>
-      </w:r>
-      <w:hyperlink w:anchor="def-centered-sums">
-        <w:r>
-          <w:rPr>
-            <w:rStyle w:val="Hyperlink"/>
-          </w:rPr>
-          <w:t xml:space="preserve">Definition 14</w:t>
-        </w:r>
-      </w:hyperlink>
-      <w:r>
-        <w:t xml:space="preserve">).</w:t>
-      </w:r>
-    </w:p>
-    <w:bookmarkEnd w:id="92"/>
-    <w:bookmarkStart w:id="93" w:name="sol-rss-hessian"/>
-    <w:p>
-      <w:pPr>
-        <w:pStyle w:val="FirstParagraph"/>
+        <w:pStyle w:val="BodyText"/>
       </w:pPr>
       <w:r>
         <w:rPr>
           <w:i/>
           <w:iCs/>
         </w:rPr>
-        <w:t xml:space="preserve">Solution 9</w:t>
+        <w:t xml:space="preserve">Solution 10</w:t>
       </w:r>
       <w:r>
         <w:t xml:space="preserve">. </w:t>
-      </w:r>
-      <w:r>
-        <w:rPr>
-          <w:b/>
-          <w:bCs/>
-        </w:rPr>
-        <w:t xml:space="preserve">1.</w:t>
-      </w:r>
-      <w:r>
-        <w:t xml:space="preserve"> </w:t>
       </w:r>
       <w:r>
         <w:t xml:space="preserve">Differentiate each first derivative again.</w:t>
@@ -32800,7 +32722,7 @@
           <w:rPr>
             <w:rStyle w:val="Hyperlink"/>
           </w:rPr>
-          <w:t xml:space="preserve">Exercise 7</w:t>
+          <w:t xml:space="preserve">Exercise 8</w:t>
         </w:r>
       </w:hyperlink>
       <w:r>
@@ -34265,7 +34187,7 @@
           <w:rPr>
             <w:rStyle w:val="Hyperlink"/>
           </w:rPr>
-          <w:t xml:space="preserve">Exercise 7</w:t>
+          <w:t xml:space="preserve">Exercise 8</w:t>
         </w:r>
       </w:hyperlink>
       <w:r>
@@ -35506,6 +35428,8 @@
         </m:oMath>
       </m:oMathPara>
     </w:p>
+    <w:bookmarkEnd w:id="95"/>
+    <w:bookmarkStart w:id="96" w:name="exr-rss-hessian-positive-definite"/>
     <w:p>
       <w:pPr>
         <w:pStyle w:val="FirstParagraph"/>
@@ -35515,13 +35439,93 @@
           <w:b/>
           <w:bCs/>
         </w:rPr>
-        <w:t xml:space="preserve">2.</w:t>
-      </w:r>
-      <w:r>
-        <w:t xml:space="preserve"> </w:t>
-      </w:r>
-      <w:r>
-        <w:t xml:space="preserve">Its top-left entry,</w:t>
+        <w:t xml:space="preserve">Exercise 11 (Positive definiteness of the second-derivative matrix of RSS)</w:t>
+      </w:r>
+      <w:r>
+        <w:t xml:space="preserve"> </w:t>
+      </w:r>
+      <w:r>
+        <w:t xml:space="preserve">In the setting of</w:t>
+      </w:r>
+      <w:r>
+        <w:t xml:space="preserve"> </w:t>
+      </w:r>
+      <w:hyperlink w:anchor="exr-rss-hessian">
+        <w:r>
+          <w:rPr>
+            <w:rStyle w:val="Hyperlink"/>
+          </w:rPr>
+          <w:t xml:space="preserve">Exercise 10</w:t>
+        </w:r>
+      </w:hyperlink>
+      <w:r>
+        <w:t xml:space="preserve">, show that the matrix of second derivatives is positive definite when</w:t>
+      </w:r>
+      <w:r>
+        <w:t xml:space="preserve"> </w:t>
+      </w:r>
+      <m:oMath>
+        <m:sSub>
+          <m:e>
+            <m:r>
+              <m:t>S</m:t>
+            </m:r>
+          </m:e>
+          <m:sub>
+            <m:r>
+              <m:t>x</m:t>
+            </m:r>
+            <m:r>
+              <m:t>x</m:t>
+            </m:r>
+          </m:sub>
+        </m:sSub>
+        <m:r>
+          <m:rPr>
+            <m:sty m:val="p"/>
+          </m:rPr>
+          <m:t>&gt;</m:t>
+        </m:r>
+        <m:r>
+          <m:t>0</m:t>
+        </m:r>
+      </m:oMath>
+      <w:r>
+        <w:t xml:space="preserve"> </w:t>
+      </w:r>
+      <w:r>
+        <w:t xml:space="preserve">(</w:t>
+      </w:r>
+      <w:hyperlink w:anchor="def-centered-sums">
+        <w:r>
+          <w:rPr>
+            <w:rStyle w:val="Hyperlink"/>
+          </w:rPr>
+          <w:t xml:space="preserve">Definition 14</w:t>
+        </w:r>
+      </w:hyperlink>
+      <w:r>
+        <w:t xml:space="preserve">).</w:t>
+      </w:r>
+    </w:p>
+    <w:bookmarkEnd w:id="96"/>
+    <w:bookmarkStart w:id="97" w:name="sol-rss-hessian-positive-definite"/>
+    <w:p>
+      <w:pPr>
+        <w:pStyle w:val="BodyText"/>
+      </w:pPr>
+      <w:r>
+        <w:rPr>
+          <w:i/>
+          <w:iCs/>
+        </w:rPr>
+        <w:t xml:space="preserve">Solution 11</w:t>
+      </w:r>
+      <w:r>
+        <w:t xml:space="preserve">. </w:t>
+      </w:r>
+      <w:r>
+        <w:t xml:space="preserve">The top-left entry of the matrix of second derivatives,</w:t>
       </w:r>
       <w:r>
         <w:t xml:space="preserve"> </w:t>
@@ -36318,8 +36322,8 @@
         <w:t xml:space="preserve">and a positive determinant is positive definite.</w:t>
       </w:r>
     </w:p>
-    <w:bookmarkEnd w:id="93"/>
-    <w:bookmarkStart w:id="94" w:name="lem-rss-hessian"/>
+    <w:bookmarkEnd w:id="97"/>
+    <w:bookmarkStart w:id="98" w:name="lem-rss-hessian"/>
     <w:p>
       <w:pPr>
         <w:pStyle w:val="BodyText"/>
@@ -36719,7 +36723,7 @@
         </m:oMath>
       </m:oMathPara>
     </w:p>
-    <w:bookmarkEnd w:id="94"/>
+    <w:bookmarkEnd w:id="98"/>
     <w:p>
       <w:pPr>
         <w:pStyle w:val="FirstParagraph"/>
@@ -36745,14 +36749,14 @@
           <w:rPr>
             <w:rStyle w:val="Hyperlink"/>
           </w:rPr>
-          <w:t xml:space="preserve">Exercise 9</w:t>
+          <w:t xml:space="preserve">Exercise 10</w:t>
         </w:r>
       </w:hyperlink>
       <w:r>
         <w:t xml:space="preserve">.</w:t>
       </w:r>
     </w:p>
-    <w:bookmarkStart w:id="95" w:name="thm-ols-slr"/>
+    <w:bookmarkStart w:id="99" w:name="thm-ols-slr"/>
     <w:p>
       <w:pPr>
         <w:pStyle w:val="BodyText"/>
@@ -37024,7 +37028,7 @@
         </m:oMath>
       </m:oMathPara>
     </w:p>
-    <w:bookmarkEnd w:id="95"/>
+    <w:bookmarkEnd w:id="99"/>
     <w:p>
       <w:pPr>
         <w:pStyle w:val="FirstParagraph"/>
@@ -37389,7 +37393,7 @@
         <w:t xml:space="preserve">instead of differentiating with respect to each component separately.</w:t>
       </w:r>
     </w:p>
-    <w:bookmarkStart w:id="96" w:name="def-slr-covariate-vector"/>
+    <w:bookmarkStart w:id="100" w:name="def-slr-covariate-vector"/>
     <w:p>
       <w:pPr>
         <w:pStyle w:val="BodyText"/>
@@ -37491,8 +37495,8 @@
     $$</w:t>
       </w:r>
     </w:p>
-    <w:bookmarkEnd w:id="96"/>
-    <w:bookmarkStart w:id="97" w:name="exr-slr-mean-dot-product"/>
+    <w:bookmarkEnd w:id="100"/>
+    <w:bookmarkStart w:id="101" w:name="exr-slr-mean-dot-product"/>
     <w:p>
       <w:pPr>
         <w:pStyle w:val="FirstParagraph"/>
@@ -37502,7 +37506,7 @@
           <w:b/>
           <w:bCs/>
         </w:rPr>
-        <w:t xml:space="preserve">Exercise 10 (The conditional mean and the covariate vector)</w:t>
+        <w:t xml:space="preserve">Exercise 12 (The conditional mean and the covariate vector)</w:t>
       </w:r>
       <w:r>
         <w:t xml:space="preserve"> </w:t>
@@ -37624,8 +37628,8 @@
         <w:t xml:space="preserve">).</w:t>
       </w:r>
     </w:p>
-    <w:bookmarkEnd w:id="97"/>
-    <w:bookmarkStart w:id="98" w:name="sol-slr-mean-dot-product"/>
+    <w:bookmarkEnd w:id="101"/>
+    <w:bookmarkStart w:id="102" w:name="sol-slr-mean-dot-product"/>
     <w:p>
       <w:pPr>
         <w:pStyle w:val="BodyText"/>
@@ -37635,7 +37639,7 @@
           <w:i/>
           <w:iCs/>
         </w:rPr>
-        <w:t xml:space="preserve">Solution 10</w:t>
+        <w:t xml:space="preserve">Solution 12</w:t>
       </w:r>
       <w:r>
         <w:t xml:space="preserve">. </w:t>
@@ -37685,8 +37689,8 @@
         <w:t xml:space="preserve">.</w:t>
       </w:r>
     </w:p>
-    <w:bookmarkEnd w:id="98"/>
-    <w:bookmarkStart w:id="99" w:name="lem-slr-mean-dot-product"/>
+    <w:bookmarkEnd w:id="102"/>
+    <w:bookmarkStart w:id="103" w:name="lem-slr-mean-dot-product"/>
     <w:p>
       <w:pPr>
         <w:pStyle w:val="BodyText"/>
@@ -37790,7 +37794,7 @@
         <w:t xml:space="preserve">$$\mu(x_i) = \mathord{\smash[b]{\underset{\raise.3ex\hbox{$\scriptstyle\sim$}}{x}}\vphantom{x}}_i \cdot \mathord{\smash[b]{\underset{\raise.3ex\hbox{$\scriptstyle\sim$}}{\beta}}\vphantom{\beta}}.$$</w:t>
       </w:r>
     </w:p>
-    <w:bookmarkEnd w:id="99"/>
+    <w:bookmarkEnd w:id="103"/>
     <w:p>
       <w:pPr>
         <w:pStyle w:val="FirstParagraph"/>
@@ -37816,14 +37820,14 @@
           <w:rPr>
             <w:rStyle w:val="Hyperlink"/>
           </w:rPr>
-          <w:t xml:space="preserve">Exercise 10</w:t>
+          <w:t xml:space="preserve">Exercise 12</w:t>
         </w:r>
       </w:hyperlink>
       <w:r>
         <w:t xml:space="preserve">.</w:t>
       </w:r>
     </w:p>
-    <w:bookmarkStart w:id="100" w:name="exm-rss-vector"/>
+    <w:bookmarkStart w:id="104" w:name="exm-rss-vector"/>
     <w:p>
       <w:pPr>
         <w:pStyle w:val="BodyText"/>
@@ -37999,8 +38003,8 @@
     $$</w:t>
       </w:r>
     </w:p>
-    <w:bookmarkEnd w:id="100"/>
-    <w:bookmarkStart w:id="101" w:name="exr-rss-gradient-vector"/>
+    <w:bookmarkEnd w:id="104"/>
+    <w:bookmarkStart w:id="105" w:name="exr-rss-gradient-vector"/>
     <w:p>
       <w:pPr>
         <w:pStyle w:val="FirstParagraph"/>
@@ -38010,7 +38014,7 @@
           <w:b/>
           <w:bCs/>
         </w:rPr>
-        <w:t xml:space="preserve">Exercise 11 (Gradient of RSS in vector notation)</w:t>
+        <w:t xml:space="preserve">Exercise 13 (Gradient of RSS in vector notation)</w:t>
       </w:r>
       <w:r>
         <w:t xml:space="preserve"> </w:t>
@@ -38063,8 +38067,8 @@
         <w:t xml:space="preserve">rather than one component at a time.</w:t>
       </w:r>
     </w:p>
-    <w:bookmarkEnd w:id="101"/>
-    <w:bookmarkStart w:id="102" w:name="sol-rss-gradient-vector"/>
+    <w:bookmarkEnd w:id="105"/>
+    <w:bookmarkStart w:id="106" w:name="sol-rss-gradient-vector"/>
     <w:p>
       <w:pPr>
         <w:pStyle w:val="BodyText"/>
@@ -38074,7 +38078,7 @@
           <w:i/>
           <w:iCs/>
         </w:rPr>
-        <w:t xml:space="preserve">Solution 11</w:t>
+        <w:t xml:space="preserve">Solution 13</w:t>
       </w:r>
       <w:r>
         <w:t xml:space="preserve">. </w:t>
@@ -38244,8 +38248,8 @@
     $$</w:t>
       </w:r>
     </w:p>
-    <w:bookmarkEnd w:id="102"/>
-    <w:bookmarkStart w:id="103" w:name="lem-rss-gradient-vector"/>
+    <w:bookmarkEnd w:id="106"/>
+    <w:bookmarkStart w:id="107" w:name="lem-rss-gradient-vector"/>
     <w:p>
       <w:pPr>
         <w:pStyle w:val="FirstParagraph"/>
@@ -38284,7 +38288,7 @@
     = -2 \sum_{i=1}^n\mathord{\smash[b]{\underset{\raise.3ex\hbox{$\scriptstyle\sim$}}{x}}\vphantom{x}}_i\mathopen{}\left(y_i- \mathord{\smash[b]{\underset{\raise.3ex\hbox{$\scriptstyle\sim$}}{x}}\vphantom{x}}_i \cdot \mathord{\smash[b]{\underset{\raise.3ex\hbox{$\scriptstyle\sim$}}{\beta}}\vphantom{\beta}}\right)\mathclose{}.$$</w:t>
       </w:r>
     </w:p>
-    <w:bookmarkEnd w:id="103"/>
+    <w:bookmarkEnd w:id="107"/>
     <w:p>
       <w:pPr>
         <w:pStyle w:val="FirstParagraph"/>
@@ -38310,14 +38314,14 @@
           <w:rPr>
             <w:rStyle w:val="Hyperlink"/>
           </w:rPr>
-          <w:t xml:space="preserve">Exercise 11</w:t>
+          <w:t xml:space="preserve">Exercise 13</w:t>
         </w:r>
       </w:hyperlink>
       <w:r>
         <w:t xml:space="preserve">.</w:t>
       </w:r>
     </w:p>
-    <w:bookmarkStart w:id="104" w:name="exr-normal-equations-vector"/>
+    <w:bookmarkStart w:id="108" w:name="exr-normal-equations-vector"/>
     <w:p>
       <w:pPr>
         <w:pStyle w:val="BodyText"/>
@@ -38327,7 +38331,7 @@
           <w:b/>
           <w:bCs/>
         </w:rPr>
-        <w:t xml:space="preserve">Exercise 12 (Normal equations in vector notation)</w:t>
+        <w:t xml:space="preserve">Exercise 14 (Normal equations in vector notation)</w:t>
       </w:r>
       <w:r>
         <w:t xml:space="preserve"> </w:t>
@@ -38363,7 +38367,7 @@
           <w:rPr>
             <w:rStyle w:val="Hyperlink"/>
           </w:rPr>
-          <w:t xml:space="preserve">Exercise 11</w:t>
+          <w:t xml:space="preserve">Exercise 13</w:t>
         </w:r>
       </w:hyperlink>
       <w:r>
@@ -38402,8 +38406,8 @@
         <w:t xml:space="preserve">.</w:t>
       </w:r>
     </w:p>
-    <w:bookmarkEnd w:id="104"/>
-    <w:bookmarkStart w:id="105" w:name="sol-normal-equations-vector"/>
+    <w:bookmarkEnd w:id="108"/>
+    <w:bookmarkStart w:id="109" w:name="sol-normal-equations-vector"/>
     <w:p>
       <w:pPr>
         <w:pStyle w:val="BodyText"/>
@@ -38413,7 +38417,7 @@
           <w:i/>
           <w:iCs/>
         </w:rPr>
-        <w:t xml:space="preserve">Solution 12</w:t>
+        <w:t xml:space="preserve">Solution 14</w:t>
       </w:r>
       <w:r>
         <w:t xml:space="preserve">. </w:t>
@@ -38429,7 +38433,7 @@
           <w:rPr>
             <w:rStyle w:val="Hyperlink"/>
           </w:rPr>
-          <w:t xml:space="preserve">Exercise 11</w:t>
+          <w:t xml:space="preserve">Exercise 13</w:t>
         </w:r>
       </w:hyperlink>
       <w:r>
@@ -38569,8 +38573,8 @@
     $$</w:t>
       </w:r>
     </w:p>
-    <w:bookmarkEnd w:id="105"/>
-    <w:bookmarkStart w:id="106" w:name="lem-normal-equations-vector"/>
+    <w:bookmarkEnd w:id="109"/>
+    <w:bookmarkStart w:id="110" w:name="lem-normal-equations-vector"/>
     <w:p>
       <w:pPr>
         <w:pStyle w:val="FirstParagraph"/>
@@ -38640,7 +38644,7 @@
         <w:t xml:space="preserve">$$A \mathord{\smash[b]{\underset{\raise.3ex\hbox{$\scriptstyle\sim$}}{\beta}}\vphantom{\beta}}= \mathord{\smash[b]{\underset{\raise.3ex\hbox{$\scriptstyle\sim$}}{c}}\vphantom{c}}.$$</w:t>
       </w:r>
     </w:p>
-    <w:bookmarkEnd w:id="106"/>
+    <w:bookmarkEnd w:id="110"/>
     <w:p>
       <w:pPr>
         <w:pStyle w:val="FirstParagraph"/>
@@ -38666,14 +38670,14 @@
           <w:rPr>
             <w:rStyle w:val="Hyperlink"/>
           </w:rPr>
-          <w:t xml:space="preserve">Exercise 12</w:t>
+          <w:t xml:space="preserve">Exercise 14</w:t>
         </w:r>
       </w:hyperlink>
       <w:r>
         <w:t xml:space="preserve">.</w:t>
       </w:r>
     </w:p>
-    <w:bookmarkStart w:id="107" w:name="exr-solve-normal-equations-vector"/>
+    <w:bookmarkStart w:id="111" w:name="exr-solve-normal-equations-vector"/>
     <w:p>
       <w:pPr>
         <w:pStyle w:val="BodyText"/>
@@ -38683,7 +38687,7 @@
           <w:b/>
           <w:bCs/>
         </w:rPr>
-        <w:t xml:space="preserve">Exercise 13 (Solving the normal equations in vector notation)</w:t>
+        <w:t xml:space="preserve">Exercise 15 (Solving the normal equations in vector notation)</w:t>
       </w:r>
       <w:r>
         <w:t xml:space="preserve"> </w:t>
@@ -38765,7 +38769,7 @@
           <w:rPr>
             <w:rStyle w:val="Hyperlink"/>
           </w:rPr>
-          <w:t xml:space="preserve">Exercise 12</w:t>
+          <w:t xml:space="preserve">Exercise 14</w:t>
         </w:r>
       </w:hyperlink>
       <w:r>
@@ -38815,15 +38819,15 @@
           <w:rPr>
             <w:rStyle w:val="Hyperlink"/>
           </w:rPr>
-          <w:t xml:space="preserve">Exercise 8</w:t>
+          <w:t xml:space="preserve">Exercise 9</w:t>
         </w:r>
       </w:hyperlink>
       <w:r>
         <w:t xml:space="preserve">.</w:t>
       </w:r>
     </w:p>
-    <w:bookmarkEnd w:id="107"/>
-    <w:bookmarkStart w:id="108" w:name="sol-solve-normal-equations-vector"/>
+    <w:bookmarkEnd w:id="111"/>
+    <w:bookmarkStart w:id="112" w:name="sol-solve-normal-equations-vector"/>
     <w:p>
       <w:pPr>
         <w:pStyle w:val="BodyText"/>
@@ -38833,7 +38837,7 @@
           <w:i/>
           <w:iCs/>
         </w:rPr>
-        <w:t xml:space="preserve">Solution 13</w:t>
+        <w:t xml:space="preserve">Solution 15</w:t>
       </w:r>
       <w:r>
         <w:t xml:space="preserve">. </w:t>
@@ -42287,15 +42291,15 @@
           <w:rPr>
             <w:rStyle w:val="Hyperlink"/>
           </w:rPr>
-          <w:t xml:space="preserve">Exercise 8</w:t>
+          <w:t xml:space="preserve">Exercise 9</w:t>
         </w:r>
       </w:hyperlink>
       <w:r>
         <w:t xml:space="preserve">.</w:t>
       </w:r>
     </w:p>
-    <w:bookmarkEnd w:id="108"/>
-    <w:bookmarkStart w:id="109" w:name="lem-solve-normal-equations-vector"/>
+    <w:bookmarkEnd w:id="112"/>
+    <w:bookmarkStart w:id="113" w:name="lem-solve-normal-equations-vector"/>
     <w:p>
       <w:pPr>
         <w:pStyle w:val="BodyText"/>
@@ -42453,7 +42457,7 @@
         <w:t xml:space="preserve">.</w:t>
       </w:r>
     </w:p>
-    <w:bookmarkEnd w:id="109"/>
+    <w:bookmarkEnd w:id="113"/>
     <w:p>
       <w:pPr>
         <w:pStyle w:val="BodyText"/>
@@ -42479,14 +42483,14 @@
           <w:rPr>
             <w:rStyle w:val="Hyperlink"/>
           </w:rPr>
-          <w:t xml:space="preserve">Exercise 13</w:t>
+          <w:t xml:space="preserve">Exercise 15</w:t>
         </w:r>
       </w:hyperlink>
       <w:r>
         <w:t xml:space="preserve">.</w:t>
       </w:r>
     </w:p>
-    <w:bookmarkStart w:id="111" w:name="exr-rss-hessian-vector"/>
+    <w:bookmarkStart w:id="115" w:name="exr-rss-hessian-vector"/>
     <w:p>
       <w:pPr>
         <w:pStyle w:val="BodyText"/>
@@ -42496,30 +42500,18 @@
           <w:b/>
           <w:bCs/>
         </w:rPr>
-        <w:t xml:space="preserve">Exercise 14 (Hessian of RSS in vector notation)</w:t>
-      </w:r>
-      <w:r>
-        <w:t xml:space="preserve"> </w:t>
-      </w:r>
-      <w:r>
-        <w:t xml:space="preserve"> </w:t>
-      </w:r>
-    </w:p>
-    <w:p>
-      <w:pPr>
-        <w:pStyle w:val="Compact"/>
-        <w:numPr>
-          <w:ilvl w:val="0"/>
-          <w:numId w:val="1004"/>
-        </w:numPr>
-      </w:pPr>
+        <w:t xml:space="preserve">Exercise 16 (Hessian of RSS in vector notation)</w:t>
+      </w:r>
+      <w:r>
+        <w:t xml:space="preserve"> </w:t>
+      </w:r>
       <w:r>
         <w:t xml:space="preserve">Find the</w:t>
       </w:r>
       <w:r>
         <w:t xml:space="preserve"> </w:t>
       </w:r>
-      <w:hyperlink r:id="rId110">
+      <w:hyperlink r:id="rId114">
         <w:r>
           <w:rPr>
             <w:rStyle w:val="Hyperlink"/>
@@ -42537,89 +42529,21 @@
         <w:t xml:space="preserve">.</w:t>
       </w:r>
     </w:p>
+    <w:bookmarkEnd w:id="115"/>
+    <w:bookmarkStart w:id="116" w:name="sol-rss-hessian-vector"/>
     <w:p>
       <w:pPr>
-        <w:pStyle w:val="Compact"/>
-        <w:numPr>
-          <w:ilvl w:val="0"/>
-          <w:numId w:val="1004"/>
-        </w:numPr>
-      </w:pPr>
-      <w:r>
-        <w:t xml:space="preserve">Show that it is positive definite when</w:t>
-      </w:r>
-      <w:r>
-        <w:t xml:space="preserve"> </w:t>
-      </w:r>
-      <m:oMath>
-        <m:sSub>
-          <m:e>
-            <m:r>
-              <m:t>S</m:t>
-            </m:r>
-          </m:e>
-          <m:sub>
-            <m:r>
-              <m:t>x</m:t>
-            </m:r>
-            <m:r>
-              <m:t>x</m:t>
-            </m:r>
-          </m:sub>
-        </m:sSub>
-        <m:r>
-          <m:rPr>
-            <m:sty m:val="p"/>
-          </m:rPr>
-          <m:t>&gt;</m:t>
-        </m:r>
-        <m:r>
-          <m:t>0</m:t>
-        </m:r>
-      </m:oMath>
-      <w:r>
-        <w:t xml:space="preserve"> </w:t>
-      </w:r>
-      <w:r>
-        <w:t xml:space="preserve">(</w:t>
-      </w:r>
-      <w:hyperlink w:anchor="def-centered-sums">
-        <w:r>
-          <w:rPr>
-            <w:rStyle w:val="Hyperlink"/>
-          </w:rPr>
-          <w:t xml:space="preserve">Definition 14</w:t>
-        </w:r>
-      </w:hyperlink>
-      <w:r>
-        <w:t xml:space="preserve">).</w:t>
-      </w:r>
-    </w:p>
-    <w:bookmarkEnd w:id="111"/>
-    <w:bookmarkStart w:id="112" w:name="sol-rss-hessian-vector"/>
-    <w:p>
-      <w:pPr>
-        <w:pStyle w:val="FirstParagraph"/>
+        <w:pStyle w:val="BodyText"/>
       </w:pPr>
       <w:r>
         <w:rPr>
           <w:i/>
           <w:iCs/>
         </w:rPr>
-        <w:t xml:space="preserve">Solution 14</w:t>
+        <w:t xml:space="preserve">Solution 16</w:t>
       </w:r>
       <w:r>
         <w:t xml:space="preserve">. </w:t>
-      </w:r>
-      <w:r>
-        <w:rPr>
-          <w:b/>
-          <w:bCs/>
-        </w:rPr>
-        <w:t xml:space="preserve">1.</w:t>
-      </w:r>
-      <w:r>
-        <w:t xml:space="preserve"> </w:t>
       </w:r>
       <w:r>
         <w:t xml:space="preserve">Differentiate the gradient</w:t>
@@ -42644,7 +42568,7 @@
           <w:rPr>
             <w:rStyle w:val="Hyperlink"/>
           </w:rPr>
-          <w:t xml:space="preserve">Exercise 12</w:t>
+          <w:t xml:space="preserve">Exercise 14</w:t>
         </w:r>
       </w:hyperlink>
       <w:r>
@@ -42741,7 +42665,7 @@
           <w:rPr>
             <w:rStyle w:val="Hyperlink"/>
           </w:rPr>
-          <w:t xml:space="preserve">Exercise 11</w:t>
+          <w:t xml:space="preserve">Exercise 13</w:t>
         </w:r>
       </w:hyperlink>
       <w:r>
@@ -42823,6 +42747,8 @@
     $$</w:t>
       </w:r>
     </w:p>
+    <w:bookmarkEnd w:id="116"/>
+    <w:bookmarkStart w:id="117" w:name="exr-rss-hessian-vector-positive-definite"/>
     <w:p>
       <w:pPr>
         <w:pStyle w:val="FirstParagraph"/>
@@ -42832,13 +42758,127 @@
           <w:b/>
           <w:bCs/>
         </w:rPr>
-        <w:t xml:space="preserve">2.</w:t>
-      </w:r>
-      <w:r>
-        <w:t xml:space="preserve"> </w:t>
-      </w:r>
-      <w:r>
-        <w:t xml:space="preserve">To show it is positive definite,</w:t>
+        <w:t xml:space="preserve">Exercise 17 (Positive definiteness of the Hessian of RSS)</w:t>
+      </w:r>
+      <w:r>
+        <w:t xml:space="preserve"> </w:t>
+      </w:r>
+      <w:r>
+        <w:t xml:space="preserve">In the setting of</w:t>
+      </w:r>
+      <w:r>
+        <w:t xml:space="preserve"> </w:t>
+      </w:r>
+      <w:hyperlink w:anchor="exr-rss-hessian-vector">
+        <w:r>
+          <w:rPr>
+            <w:rStyle w:val="Hyperlink"/>
+          </w:rPr>
+          <w:t xml:space="preserve">Exercise 16</w:t>
+        </w:r>
+      </w:hyperlink>
+      <w:r>
+        <w:t xml:space="preserve">, show that the</w:t>
+      </w:r>
+      <w:r>
+        <w:t xml:space="preserve"> </w:t>
+      </w:r>
+      <w:hyperlink r:id="rId114">
+        <w:r>
+          <w:rPr>
+            <w:rStyle w:val="Hyperlink"/>
+          </w:rPr>
+          <w:t xml:space="preserve">Hessian</w:t>
+        </w:r>
+      </w:hyperlink>
+      <w:r>
+        <w:t xml:space="preserve"> </w:t>
+      </w:r>
+      <w:r>
+        <w:t xml:space="preserve">is positive definite when</w:t>
+      </w:r>
+      <w:r>
+        <w:t xml:space="preserve"> </w:t>
+      </w:r>
+      <m:oMath>
+        <m:sSub>
+          <m:e>
+            <m:r>
+              <m:t>S</m:t>
+            </m:r>
+          </m:e>
+          <m:sub>
+            <m:r>
+              <m:t>x</m:t>
+            </m:r>
+            <m:r>
+              <m:t>x</m:t>
+            </m:r>
+          </m:sub>
+        </m:sSub>
+        <m:r>
+          <m:rPr>
+            <m:sty m:val="p"/>
+          </m:rPr>
+          <m:t>&gt;</m:t>
+        </m:r>
+        <m:r>
+          <m:t>0</m:t>
+        </m:r>
+      </m:oMath>
+      <w:r>
+        <w:t xml:space="preserve"> </w:t>
+      </w:r>
+      <w:r>
+        <w:t xml:space="preserve">(</w:t>
+      </w:r>
+      <w:hyperlink w:anchor="def-centered-sums">
+        <w:r>
+          <w:rPr>
+            <w:rStyle w:val="Hyperlink"/>
+          </w:rPr>
+          <w:t xml:space="preserve">Definition 14</w:t>
+        </w:r>
+      </w:hyperlink>
+      <w:r>
+        <w:t xml:space="preserve">).</w:t>
+      </w:r>
+    </w:p>
+    <w:bookmarkEnd w:id="117"/>
+    <w:bookmarkStart w:id="118" w:name="sol-rss-hessian-vector-positive-definite"/>
+    <w:p>
+      <w:pPr>
+        <w:pStyle w:val="BodyText"/>
+      </w:pPr>
+      <w:r>
+        <w:rPr>
+          <w:i/>
+          <w:iCs/>
+        </w:rPr>
+        <w:t xml:space="preserve">Solution 17</w:t>
+      </w:r>
+      <w:r>
+        <w:t xml:space="preserve">. </w:t>
+      </w:r>
+      <w:r>
+        <w:t xml:space="preserve">To show the</w:t>
+      </w:r>
+      <w:r>
+        <w:t xml:space="preserve"> </w:t>
+      </w:r>
+      <w:hyperlink r:id="rId114">
+        <w:r>
+          <w:rPr>
+            <w:rStyle w:val="Hyperlink"/>
+          </w:rPr>
+          <w:t xml:space="preserve">Hessian</w:t>
+        </w:r>
+      </w:hyperlink>
+      <w:r>
+        <w:t xml:space="preserve"> </w:t>
+      </w:r>
+      <w:r>
+        <w:t xml:space="preserve">is positive definite,</w:t>
       </w:r>
       <w:r>
         <w:t xml:space="preserve"> </w:t>
@@ -43200,8 +43240,8 @@
         <w:t xml:space="preserve">.</w:t>
       </w:r>
     </w:p>
-    <w:bookmarkEnd w:id="112"/>
-    <w:bookmarkStart w:id="113" w:name="lem-rss-hessian-vector"/>
+    <w:bookmarkEnd w:id="118"/>
+    <w:bookmarkStart w:id="119" w:name="lem-rss-hessian-vector"/>
     <w:p>
       <w:pPr>
         <w:pStyle w:val="BodyText"/>
@@ -43222,7 +43262,7 @@
       <w:r>
         <w:t xml:space="preserve"> </w:t>
       </w:r>
-      <w:hyperlink r:id="rId110">
+      <w:hyperlink r:id="rId114">
         <w:r>
           <w:rPr>
             <w:rStyle w:val="Hyperlink"/>
@@ -43314,7 +43354,7 @@
         <w:t xml:space="preserve">).</w:t>
       </w:r>
     </w:p>
-    <w:bookmarkEnd w:id="113"/>
+    <w:bookmarkEnd w:id="119"/>
     <w:p>
       <w:pPr>
         <w:pStyle w:val="BodyText"/>
@@ -43340,14 +43380,14 @@
           <w:rPr>
             <w:rStyle w:val="Hyperlink"/>
           </w:rPr>
-          <w:t xml:space="preserve">Exercise 14</w:t>
+          <w:t xml:space="preserve">Exercise 16</w:t>
         </w:r>
       </w:hyperlink>
       <w:r>
         <w:t xml:space="preserve">.</w:t>
       </w:r>
     </w:p>
-    <w:bookmarkStart w:id="114" w:name="thm-ols-slr-vector"/>
+    <w:bookmarkStart w:id="120" w:name="thm-ols-slr-vector"/>
     <w:p>
       <w:pPr>
         <w:pStyle w:val="BodyText"/>
@@ -43481,7 +43521,7 @@
         <w:t xml:space="preserve">.</w:t>
       </w:r>
     </w:p>
-    <w:bookmarkEnd w:id="114"/>
+    <w:bookmarkEnd w:id="120"/>
     <w:p>
       <w:pPr>
         <w:pStyle w:val="BodyText"/>
@@ -43731,7 +43771,7 @@
         <w:t xml:space="preserve">is its unique global minimum.</w:t>
       </w:r>
     </w:p>
-    <w:bookmarkStart w:id="116" w:name="exr-ols-slope-r"/>
+    <w:bookmarkStart w:id="122" w:name="exr-ols-slope-r"/>
     <w:p>
       <w:pPr>
         <w:pStyle w:val="BodyText"/>
@@ -43741,7 +43781,7 @@
           <w:b/>
           <w:bCs/>
         </w:rPr>
-        <w:t xml:space="preserve">Exercise 15 (OLS slope and the correlation)</w:t>
+        <w:t xml:space="preserve">Exercise 18 (OLS slope and the correlation)</w:t>
       </w:r>
       <w:r>
         <w:t xml:space="preserve"> </w:t>
@@ -43911,7 +43951,7 @@
       <w:r>
         <w:t xml:space="preserve"> </w:t>
       </w:r>
-      <w:hyperlink r:id="rId115">
+      <w:hyperlink r:id="rId121">
         <w:r>
           <w:rPr>
             <w:rStyle w:val="Hyperlink"/>
@@ -44009,8 +44049,8 @@
         <w:t xml:space="preserve">.</w:t>
       </w:r>
     </w:p>
-    <w:bookmarkEnd w:id="116"/>
-    <w:bookmarkStart w:id="117" w:name="sol-ols-slope-r"/>
+    <w:bookmarkEnd w:id="122"/>
+    <w:bookmarkStart w:id="123" w:name="sol-ols-slope-r"/>
     <w:p>
       <w:pPr>
         <w:pStyle w:val="BodyText"/>
@@ -44020,7 +44060,7 @@
           <w:i/>
           <w:iCs/>
         </w:rPr>
-        <w:t xml:space="preserve">Solution 15</w:t>
+        <w:t xml:space="preserve">Solution 18</w:t>
       </w:r>
       <w:r>
         <w:t xml:space="preserve">. </w:t>
@@ -45649,8 +45689,8 @@
         </m:oMath>
       </m:oMathPara>
     </w:p>
-    <w:bookmarkEnd w:id="117"/>
-    <w:bookmarkStart w:id="118" w:name="cor-ols-slope-r"/>
+    <w:bookmarkEnd w:id="123"/>
+    <w:bookmarkStart w:id="124" w:name="cor-ols-slope-r"/>
     <w:p>
       <w:pPr>
         <w:pStyle w:val="FirstParagraph"/>
@@ -45919,7 +45959,7 @@
       <w:r>
         <w:t xml:space="preserve"> </w:t>
       </w:r>
-      <w:hyperlink r:id="rId115">
+      <w:hyperlink r:id="rId121">
         <w:r>
           <w:rPr>
             <w:rStyle w:val="Hyperlink"/>
@@ -45977,7 +46017,7 @@
         <w:t xml:space="preserve">.</w:t>
       </w:r>
     </w:p>
-    <w:bookmarkEnd w:id="118"/>
+    <w:bookmarkEnd w:id="124"/>
     <w:p>
       <w:pPr>
         <w:pStyle w:val="BodyText"/>
@@ -46003,7 +46043,7 @@
           <w:rPr>
             <w:rStyle w:val="Hyperlink"/>
           </w:rPr>
-          <w:t xml:space="preserve">Exercise 15</w:t>
+          <w:t xml:space="preserve">Exercise 18</w:t>
         </w:r>
       </w:hyperlink>
       <w:r>
@@ -46051,18 +46091,18 @@
                 <wp:inline>
                   <wp:extent cx="152400" cy="152400"/>
                   <wp:effectExtent b="0" l="0" r="0" t="0"/>
-                  <wp:docPr descr="" title="" id="120" name="Picture"/>
+                  <wp:docPr descr="" title="" id="126" name="Picture"/>
                   <a:graphic>
                     <a:graphicData uri="http://schemas.openxmlformats.org/drawingml/2006/picture">
                       <pic:pic>
                         <pic:nvPicPr>
-                          <pic:cNvPr descr="/opt/quarto/share/formats/docx/tip.png" id="121" name="Picture"/>
+                          <pic:cNvPr descr="/opt/quarto/share/formats/docx/tip.png" id="127" name="Picture"/>
                           <pic:cNvPicPr>
                             <a:picLocks noChangeArrowheads="1" noChangeAspect="1"/>
                           </pic:cNvPicPr>
                         </pic:nvPicPr>
                         <pic:blipFill>
-                          <a:blip r:embed="rId119"/>
+                          <a:blip r:embed="rId125"/>
                           <a:stretch>
                             <a:fillRect/>
                           </a:stretch>
@@ -46124,7 +46164,7 @@
             <w:r>
               <w:t xml:space="preserve"> </w:t>
             </w:r>
-            <w:hyperlink r:id="rId122">
+            <w:hyperlink r:id="rId128">
               <w:r>
                 <w:rPr>
                   <w:rStyle w:val="Hyperlink"/>
@@ -46168,7 +46208,7 @@
             <w:r>
               <w:t xml:space="preserve"> </w:t>
             </w:r>
-            <w:hyperlink r:id="rId123">
+            <w:hyperlink r:id="rId129">
               <w:r>
                 <w:rPr>
                   <w:rStyle w:val="Hyperlink"/>
@@ -46189,7 +46229,7 @@
         <w:pStyle w:val="Compact"/>
         <w:numPr>
           <w:ilvl w:val="0"/>
-          <w:numId w:val="1005"/>
+          <w:numId w:val="1002"/>
         </w:numPr>
       </w:pPr>
       <w:r>
@@ -46207,7 +46247,7 @@
         <w:pStyle w:val="Compact"/>
         <w:numPr>
           <w:ilvl w:val="0"/>
-          <w:numId w:val="1005"/>
+          <w:numId w:val="1002"/>
         </w:numPr>
       </w:pPr>
       <w:r>
@@ -46225,7 +46265,7 @@
         <w:pStyle w:val="Compact"/>
         <w:numPr>
           <w:ilvl w:val="0"/>
-          <w:numId w:val="1005"/>
+          <w:numId w:val="1002"/>
         </w:numPr>
       </w:pPr>
       <w:r>
@@ -46238,8 +46278,8 @@
         <w:t xml:space="preserve">covers slope and intercept properties.</w:t>
       </w:r>
     </w:p>
-    <w:bookmarkEnd w:id="124"/>
-    <w:bookmarkStart w:id="130" w:name="sec-slr-R"/>
+    <w:bookmarkEnd w:id="130"/>
+    <w:bookmarkStart w:id="136" w:name="sec-slr-R"/>
     <w:p>
       <w:pPr>
         <w:pStyle w:val="Heading3"/>
@@ -46248,7 +46288,7 @@
         <w:t xml:space="preserve">3.3 Fitting a simple linear regression in R</w:t>
       </w:r>
     </w:p>
-    <w:bookmarkStart w:id="129" w:name="exm-hers-slr"/>
+    <w:bookmarkStart w:id="135" w:name="exm-hers-slr"/>
     <w:p>
       <w:pPr>
         <w:pStyle w:val="FirstParagraph"/>
@@ -47535,7 +47575,7 @@
       <w:tr>
         <w:tc>
           <w:tcPr/>
-          <w:bookmarkStart w:id="128" w:name="fig-hers-slr"/>
+          <w:bookmarkStart w:id="134" w:name="fig-hers-slr"/>
           <w:p>
             <w:pPr>
               <w:pStyle w:val="SourceCode"/>
@@ -47914,18 +47954,18 @@
                 <wp:inline>
                   <wp:extent cx="4620126" cy="3696101"/>
                   <wp:effectExtent b="0" l="0" r="0" t="0"/>
-                  <wp:docPr descr="" title="" id="126" name="Picture"/>
+                  <wp:docPr descr="" title="" id="132" name="Picture"/>
                   <a:graphic>
                     <a:graphicData uri="http://schemas.openxmlformats.org/drawingml/2006/picture">
                       <pic:pic>
                         <pic:nvPicPr>
-                          <pic:cNvPr descr="correlation-regression_files/figure-docx/unnamed-chunk-9-1.png" id="127" name="Picture"/>
+                          <pic:cNvPr descr="correlation-regression_files/figure-docx/unnamed-chunk-9-1.png" id="133" name="Picture"/>
                           <pic:cNvPicPr>
                             <a:picLocks noChangeArrowheads="1" noChangeAspect="1"/>
                           </pic:cNvPicPr>
                         </pic:nvPicPr>
                         <pic:blipFill>
-                          <a:blip r:embed="rId125"/>
+                          <a:blip r:embed="rId131"/>
                           <a:stretch>
                             <a:fillRect/>
                           </a:stretch>
@@ -47965,7 +48005,7 @@
               <w:t xml:space="preserve">Figure 4: Fasting glucose against BMI in HERS, with the OLS line</w:t>
             </w:r>
           </w:p>
-          <w:bookmarkEnd w:id="128"/>
+          <w:bookmarkEnd w:id="134"/>
         </w:tc>
       </w:tr>
     </w:tbl>
@@ -48079,9 +48119,9 @@
         <w:t xml:space="preserve">.</w:t>
       </w:r>
     </w:p>
-    <w:bookmarkEnd w:id="129"/>
-    <w:bookmarkEnd w:id="130"/>
-    <w:bookmarkStart w:id="144" w:name="sec-r-squared"/>
+    <w:bookmarkEnd w:id="135"/>
+    <w:bookmarkEnd w:id="136"/>
+    <w:bookmarkStart w:id="150" w:name="sec-r-squared"/>
     <w:p>
       <w:pPr>
         <w:pStyle w:val="Heading3"/>
@@ -48090,7 +48130,7 @@
         <w:t xml:space="preserve">3.4 The coefficient of determination</w:t>
       </w:r>
     </w:p>
-    <w:bookmarkStart w:id="131" w:name="def-tss"/>
+    <w:bookmarkStart w:id="137" w:name="def-tss"/>
     <w:p>
       <w:pPr>
         <w:pStyle w:val="FirstParagraph"/>
@@ -48317,8 +48357,8 @@
         <w:t xml:space="preserve">.</w:t>
       </w:r>
     </w:p>
-    <w:bookmarkEnd w:id="131"/>
-    <w:bookmarkStart w:id="132" w:name="exm-tss"/>
+    <w:bookmarkEnd w:id="137"/>
+    <w:bookmarkStart w:id="138" w:name="exm-tss"/>
     <w:p>
       <w:pPr>
         <w:pStyle w:val="BodyText"/>
@@ -48662,8 +48702,8 @@
         </m:oMath>
       </m:oMathPara>
     </w:p>
-    <w:bookmarkEnd w:id="132"/>
-    <w:bookmarkStart w:id="133" w:name="def-r-squared"/>
+    <w:bookmarkEnd w:id="138"/>
+    <w:bookmarkStart w:id="139" w:name="def-r-squared"/>
     <w:p>
       <w:pPr>
         <w:pStyle w:val="FirstParagraph"/>
@@ -48781,8 +48821,8 @@
         <w:t xml:space="preserve">.</w:t>
       </w:r>
     </w:p>
-    <w:bookmarkEnd w:id="133"/>
-    <w:bookmarkStart w:id="134" w:name="rem-r-squared-interpretation"/>
+    <w:bookmarkEnd w:id="139"/>
+    <w:bookmarkStart w:id="140" w:name="rem-r-squared-interpretation"/>
     <w:p>
       <w:pPr>
         <w:pStyle w:val="BodyText"/>
@@ -48843,8 +48883,8 @@
         <w:t xml:space="preserve">.</w:t>
       </w:r>
     </w:p>
-    <w:bookmarkEnd w:id="134"/>
-    <w:bookmarkStart w:id="135" w:name="exr-rss-ols-fit"/>
+    <w:bookmarkEnd w:id="140"/>
+    <w:bookmarkStart w:id="141" w:name="exr-rss-ols-fit"/>
     <w:p>
       <w:pPr>
         <w:pStyle w:val="BodyText"/>
@@ -48854,7 +48894,7 @@
           <w:b/>
           <w:bCs/>
         </w:rPr>
-        <w:t xml:space="preserve">Exercise 16 (Residual sum of squares of the OLS fit)</w:t>
+        <w:t xml:space="preserve">Exercise 19 (Residual sum of squares of the OLS fit)</w:t>
       </w:r>
       <w:r>
         <w:t xml:space="preserve"> </w:t>
@@ -49151,8 +49191,8 @@
         <w:t xml:space="preserve">.</w:t>
       </w:r>
     </w:p>
-    <w:bookmarkEnd w:id="135"/>
-    <w:bookmarkStart w:id="137" w:name="sol-rss-ols-fit"/>
+    <w:bookmarkEnd w:id="141"/>
+    <w:bookmarkStart w:id="143" w:name="sol-rss-ols-fit"/>
     <w:p>
       <w:pPr>
         <w:pStyle w:val="BodyText"/>
@@ -49162,7 +49202,7 @@
           <w:i/>
           <w:iCs/>
         </w:rPr>
-        <w:t xml:space="preserve">Solution 16</w:t>
+        <w:t xml:space="preserve">Solution 19</w:t>
       </w:r>
       <w:r>
         <w:t xml:space="preserve">. </w:t>
@@ -49173,7 +49213,7 @@
       <w:r>
         <w:t xml:space="preserve"> </w:t>
       </w:r>
-      <w:hyperlink r:id="rId136">
+      <w:hyperlink r:id="rId142">
         <w:r>
           <w:rPr>
             <w:rStyle w:val="Hyperlink"/>
@@ -53275,8 +53315,8 @@
         </m:oMath>
       </m:oMathPara>
     </w:p>
-    <w:bookmarkEnd w:id="137"/>
-    <w:bookmarkStart w:id="138" w:name="lem-rss-ols-fit"/>
+    <w:bookmarkEnd w:id="143"/>
+    <w:bookmarkStart w:id="144" w:name="lem-rss-ols-fit"/>
     <w:p>
       <w:pPr>
         <w:pStyle w:val="FirstParagraph"/>
@@ -53586,7 +53626,7 @@
         </m:oMath>
       </m:oMathPara>
     </w:p>
-    <w:bookmarkEnd w:id="138"/>
+    <w:bookmarkEnd w:id="144"/>
     <w:p>
       <w:pPr>
         <w:pStyle w:val="FirstParagraph"/>
@@ -53612,14 +53652,14 @@
           <w:rPr>
             <w:rStyle w:val="Hyperlink"/>
           </w:rPr>
-          <w:t xml:space="preserve">Exercise 16</w:t>
+          <w:t xml:space="preserve">Exercise 19</w:t>
         </w:r>
       </w:hyperlink>
       <w:r>
         <w:t xml:space="preserve">.</w:t>
       </w:r>
     </w:p>
-    <w:bookmarkStart w:id="139" w:name="exr-r-squared-slr"/>
+    <w:bookmarkStart w:id="145" w:name="exr-r-squared-slr"/>
     <w:p>
       <w:pPr>
         <w:pStyle w:val="BodyText"/>
@@ -53629,7 +53669,7 @@
           <w:b/>
           <w:bCs/>
         </w:rPr>
-        <w:t xml:space="preserve">Exercise 17 (</w:t>
+        <w:t xml:space="preserve">Exercise 20 (</w:t>
       </w:r>
       <m:oMath>
         <m:sSup>
@@ -53760,7 +53800,7 @@
           <w:rPr>
             <w:rStyle w:val="Hyperlink"/>
           </w:rPr>
-          <w:t xml:space="preserve">Exercise 16</w:t>
+          <w:t xml:space="preserve">Exercise 19</w:t>
         </w:r>
       </w:hyperlink>
       <w:r>
@@ -53876,8 +53916,8 @@
         <w:t xml:space="preserve">.</w:t>
       </w:r>
     </w:p>
-    <w:bookmarkEnd w:id="139"/>
-    <w:bookmarkStart w:id="141" w:name="sol-r-squared-slr"/>
+    <w:bookmarkEnd w:id="145"/>
+    <w:bookmarkStart w:id="147" w:name="sol-r-squared-slr"/>
     <w:p>
       <w:pPr>
         <w:pStyle w:val="BodyText"/>
@@ -53887,7 +53927,7 @@
           <w:i/>
           <w:iCs/>
         </w:rPr>
-        <w:t xml:space="preserve">Solution 17</w:t>
+        <w:t xml:space="preserve">Solution 20</w:t>
       </w:r>
       <w:r>
         <w:t xml:space="preserve">. </w:t>
@@ -53963,7 +54003,7 @@
           <w:rPr>
             <w:rStyle w:val="Hyperlink"/>
           </w:rPr>
-          <w:t xml:space="preserve">Exercise 16</w:t>
+          <w:t xml:space="preserve">Exercise 19</w:t>
         </w:r>
       </w:hyperlink>
       <w:r>
@@ -54052,7 +54092,7 @@
       <w:r>
         <w:t xml:space="preserve">(</w:t>
       </w:r>
-      <w:hyperlink r:id="rId140">
+      <w:hyperlink r:id="rId146">
         <w:r>
           <w:rPr>
             <w:rStyle w:val="Hyperlink"/>
@@ -54102,8 +54142,8 @@
         <w:t xml:space="preserve">.</w:t>
       </w:r>
     </w:p>
-    <w:bookmarkEnd w:id="141"/>
-    <w:bookmarkStart w:id="142" w:name="thm-r-squared-slr"/>
+    <w:bookmarkEnd w:id="147"/>
+    <w:bookmarkStart w:id="148" w:name="thm-r-squared-slr"/>
     <w:p>
       <w:pPr>
         <w:pStyle w:val="BodyText"/>
@@ -54431,7 +54471,7 @@
         </m:oMath>
       </m:oMathPara>
     </w:p>
-    <w:bookmarkEnd w:id="142"/>
+    <w:bookmarkEnd w:id="148"/>
     <w:p>
       <w:pPr>
         <w:pStyle w:val="FirstParagraph"/>
@@ -54457,7 +54497,7 @@
           <w:rPr>
             <w:rStyle w:val="Hyperlink"/>
           </w:rPr>
-          <w:t xml:space="preserve">Exercise 17</w:t>
+          <w:t xml:space="preserve">Exercise 20</w:t>
         </w:r>
       </w:hyperlink>
       <w:r>
@@ -54484,7 +54524,7 @@
         <w:t xml:space="preserve">.</w:t>
       </w:r>
     </w:p>
-    <w:bookmarkStart w:id="143" w:name="exm-hers-r-squared"/>
+    <w:bookmarkStart w:id="149" w:name="exm-hers-r-squared"/>
     <w:p>
       <w:pPr>
         <w:pStyle w:val="BodyText"/>
@@ -55039,13 +55079,13 @@
         <w:t xml:space="preserve">variation in baseline fasting glucose.</w:t>
       </w:r>
     </w:p>
-    <w:bookmarkEnd w:id="143"/>
+    <w:bookmarkEnd w:id="149"/>
     <w:p>
       <w:pPr>
         <w:pStyle w:val="Compact"/>
         <w:numPr>
           <w:ilvl w:val="0"/>
-          <w:numId w:val="1006"/>
+          <w:numId w:val="1003"/>
         </w:numPr>
       </w:pPr>
       <w:r>
@@ -55063,7 +55103,7 @@
         <w:pStyle w:val="Compact"/>
         <w:numPr>
           <w:ilvl w:val="0"/>
-          <w:numId w:val="1006"/>
+          <w:numId w:val="1003"/>
         </w:numPr>
       </w:pPr>
       <w:r>
@@ -55076,8 +55116,8 @@
         <w:t xml:space="preserve">covers assessing the fit of a regression line.</w:t>
       </w:r>
     </w:p>
-    <w:bookmarkEnd w:id="144"/>
-    <w:bookmarkStart w:id="160" w:name="sec-partial-f"/>
+    <w:bookmarkEnd w:id="150"/>
+    <w:bookmarkStart w:id="166" w:name="sec-partial-f"/>
     <w:p>
       <w:pPr>
         <w:pStyle w:val="Heading3"/>
@@ -55086,7 +55126,7 @@
         <w:t xml:space="preserve">3.5 Comparing nested regression models</w:t>
       </w:r>
     </w:p>
-    <w:bookmarkStart w:id="145" w:name="def-nested-regression-models"/>
+    <w:bookmarkStart w:id="151" w:name="def-nested-regression-models"/>
     <w:p>
       <w:pPr>
         <w:pStyle w:val="FirstParagraph"/>
@@ -55313,8 +55353,8 @@
         <w:t xml:space="preserve">.</w:t>
       </w:r>
     </w:p>
-    <w:bookmarkEnd w:id="145"/>
-    <w:bookmarkStart w:id="146" w:name="exm-hers-nested-models"/>
+    <w:bookmarkEnd w:id="151"/>
+    <w:bookmarkStart w:id="152" w:name="exm-hers-nested-models"/>
     <w:p>
       <w:pPr>
         <w:pStyle w:val="BodyText"/>
@@ -56007,8 +56047,8 @@
         <w:t xml:space="preserve">in the larger one.</w:t>
       </w:r>
     </w:p>
-    <w:bookmarkEnd w:id="146"/>
-    <w:bookmarkStart w:id="150" w:name="def-partial-f-test"/>
+    <w:bookmarkEnd w:id="152"/>
+    <w:bookmarkStart w:id="156" w:name="def-partial-f-test"/>
     <w:p>
       <w:pPr>
         <w:pStyle w:val="BodyText"/>
@@ -56326,7 +56366,7 @@
       <w:r>
         <w:t xml:space="preserve"> </w:t>
       </w:r>
-      <w:hyperlink r:id="rId147">
+      <w:hyperlink r:id="rId153">
         <w:r>
           <w:rPr>
             <w:rStyle w:val="Hyperlink"/>
@@ -56508,7 +56548,7 @@
       <w:r>
         <w:t xml:space="preserve"> </w:t>
       </w:r>
-      <w:hyperlink r:id="rId148">
+      <w:hyperlink r:id="rId154">
         <w:r>
           <w:rPr>
             <w:rStyle w:val="Hyperlink"/>
@@ -56657,7 +56697,7 @@
       <w:r>
         <w:t xml:space="preserve">distribution (</w:t>
       </w:r>
-      <w:hyperlink r:id="rId149">
+      <w:hyperlink r:id="rId155">
         <w:r>
           <w:rPr>
             <w:rStyle w:val="Hyperlink"/>
@@ -56698,8 +56738,8 @@
         <w:t xml:space="preserve">.</w:t>
       </w:r>
     </w:p>
-    <w:bookmarkEnd w:id="150"/>
-    <w:bookmarkStart w:id="152" w:name="thm-partial-f-null"/>
+    <w:bookmarkEnd w:id="156"/>
+    <w:bookmarkStart w:id="158" w:name="thm-partial-f-null"/>
     <w:p>
       <w:pPr>
         <w:pStyle w:val="BodyText"/>
@@ -56737,7 +56777,7 @@
       <w:r>
         <w:t xml:space="preserve"> </w:t>
       </w:r>
-      <w:hyperlink r:id="rId151">
+      <w:hyperlink r:id="rId157">
         <w:r>
           <w:rPr>
             <w:rStyle w:val="Hyperlink"/>
@@ -56957,7 +56997,7 @@
         <w:t xml:space="preserve">.</w:t>
       </w:r>
     </w:p>
-    <w:bookmarkEnd w:id="152"/>
+    <w:bookmarkEnd w:id="158"/>
     <w:p>
       <w:pPr>
         <w:pStyle w:val="BodyText"/>
@@ -57251,7 +57291,7 @@
       <w:r>
         <w:t xml:space="preserve"> </w:t>
       </w:r>
-      <w:hyperlink r:id="rId151">
+      <w:hyperlink r:id="rId157">
         <w:r>
           <w:rPr>
             <w:rStyle w:val="Hyperlink"/>
@@ -57298,7 +57338,7 @@
       <w:r>
         <w:t xml:space="preserve"> </w:t>
       </w:r>
-      <w:hyperlink r:id="rId153">
+      <w:hyperlink r:id="rId159">
         <w:r>
           <w:rPr>
             <w:rStyle w:val="Hyperlink"/>
@@ -57329,7 +57369,7 @@
       <w:r>
         <w:t xml:space="preserve"> </w:t>
       </w:r>
-      <w:hyperlink r:id="rId136">
+      <w:hyperlink r:id="rId142">
         <w:r>
           <w:rPr>
             <w:rStyle w:val="Hyperlink"/>
@@ -57486,7 +57526,7 @@
       <w:r>
         <w:t xml:space="preserve"> </w:t>
       </w:r>
-      <w:hyperlink r:id="rId149">
+      <w:hyperlink r:id="rId155">
         <w:r>
           <w:rPr>
             <w:rStyle w:val="Hyperlink"/>
@@ -57498,7 +57538,7 @@
         <w:t xml:space="preserve">.</w:t>
       </w:r>
     </w:p>
-    <w:bookmarkStart w:id="154" w:name="exm-hers-partial-f"/>
+    <w:bookmarkStart w:id="160" w:name="exm-hers-partial-f"/>
     <w:p>
       <w:pPr>
         <w:pStyle w:val="BodyText"/>
@@ -57996,7 +58036,7 @@
       <w:r>
         <w:t xml:space="preserve"> </w:t>
       </w:r>
-      <w:hyperlink r:id="rId147">
+      <w:hyperlink r:id="rId153">
         <w:r>
           <w:rPr>
             <w:rStyle w:val="Hyperlink"/>
@@ -58692,8 +58732,8 @@
         <w:t xml:space="preserve">at the 5% level.</w:t>
       </w:r>
     </w:p>
-    <w:bookmarkEnd w:id="154"/>
-    <w:bookmarkStart w:id="159" w:name="rem-partial-f-lrt"/>
+    <w:bookmarkEnd w:id="160"/>
+    <w:bookmarkStart w:id="165" w:name="rem-partial-f-lrt"/>
     <w:p>
       <w:pPr>
         <w:pStyle w:val="BodyText"/>
@@ -58720,7 +58760,7 @@
       <w:r>
         <w:t xml:space="preserve"> </w:t>
       </w:r>
-      <w:hyperlink r:id="rId155">
+      <w:hyperlink r:id="rId161">
         <w:r>
           <w:rPr>
             <w:rStyle w:val="Hyperlink"/>
@@ -58813,7 +58853,7 @@
       <w:r>
         <w:t xml:space="preserve"> </w:t>
       </w:r>
-      <w:hyperlink r:id="rId156">
+      <w:hyperlink r:id="rId162">
         <w:r>
           <w:rPr>
             <w:rStyle w:val="Hyperlink"/>
@@ -58929,7 +58969,7 @@
       <w:r>
         <w:t xml:space="preserve"> </w:t>
       </w:r>
-      <w:hyperlink r:id="rId157">
+      <w:hyperlink r:id="rId163">
         <w:r>
           <w:rPr>
             <w:rStyle w:val="Hyperlink"/>
@@ -58946,7 +58986,7 @@
       <w:r>
         <w:t xml:space="preserve"> </w:t>
       </w:r>
-      <w:hyperlink r:id="rId158">
+      <w:hyperlink r:id="rId164">
         <w:r>
           <w:rPr>
             <w:rStyle w:val="Hyperlink"/>
@@ -59860,7 +59900,7 @@
       <w:r>
         <w:t xml:space="preserve"> </w:t>
       </w:r>
-      <w:hyperlink r:id="rId157">
+      <w:hyperlink r:id="rId163">
         <w:r>
           <w:rPr>
             <w:rStyle w:val="Hyperlink"/>
@@ -59875,9 +59915,9 @@
         <w:t xml:space="preserve">holds only approximately.</w:t>
       </w:r>
     </w:p>
-    <w:bookmarkEnd w:id="159"/>
-    <w:bookmarkEnd w:id="160"/>
-    <w:bookmarkStart w:id="162" w:name="further-reading"/>
+    <w:bookmarkEnd w:id="165"/>
+    <w:bookmarkEnd w:id="166"/>
+    <w:bookmarkStart w:id="168" w:name="further-reading"/>
     <w:p>
       <w:pPr>
         <w:pStyle w:val="Heading3"/>
@@ -59890,7 +59930,7 @@
       <w:pPr>
         <w:pStyle w:val="FirstParagraph"/>
       </w:pPr>
-      <w:hyperlink r:id="rId161">
+      <w:hyperlink r:id="rId167">
         <w:r>
           <w:rPr>
             <w:rStyle w:val="Hyperlink"/>
@@ -59923,9 +59963,9 @@
         <w:t xml:space="preserve">cover linear regression in Chapter 4.</w:t>
       </w:r>
     </w:p>
-    <w:bookmarkEnd w:id="162"/>
-    <w:bookmarkEnd w:id="163"/>
-    <w:bookmarkStart w:id="193" w:name="references"/>
+    <w:bookmarkEnd w:id="168"/>
+    <w:bookmarkEnd w:id="169"/>
+    <w:bookmarkStart w:id="199" w:name="references"/>
     <w:p>
       <w:pPr>
         <w:pStyle w:val="Heading2"/>
@@ -59934,8 +59974,8 @@
         <w:t xml:space="preserve">References</w:t>
       </w:r>
     </w:p>
-    <w:bookmarkStart w:id="192" w:name="refs"/>
-    <w:bookmarkStart w:id="165" w:name="ref-vittinghoff2e"/>
+    <w:bookmarkStart w:id="198" w:name="refs"/>
+    <w:bookmarkStart w:id="171" w:name="ref-vittinghoff2e"/>
     <w:p>
       <w:pPr>
         <w:pStyle w:val="Bibliography"/>
@@ -59968,7 +60008,7 @@
       <w:r>
         <w:t xml:space="preserve"> </w:t>
       </w:r>
-      <w:hyperlink r:id="rId164">
+      <w:hyperlink r:id="rId170">
         <w:r>
           <w:rPr>
             <w:rStyle w:val="Hyperlink"/>
@@ -59980,8 +60020,8 @@
         <w:t xml:space="preserve">.</w:t>
       </w:r>
     </w:p>
-    <w:bookmarkEnd w:id="165"/>
-    <w:bookmarkStart w:id="167" w:name="X9c68751dcff429bb8eebfb08e71b6f746222990"/>
+    <w:bookmarkEnd w:id="171"/>
+    <w:bookmarkStart w:id="173" w:name="X9c68751dcff429bb8eebfb08e71b6f746222990"/>
     <w:p>
       <w:pPr>
         <w:pStyle w:val="Bibliography"/>
@@ -60028,7 +60068,7 @@
       <w:r>
         <w:t xml:space="preserve"> </w:t>
       </w:r>
-      <w:hyperlink r:id="rId166">
+      <w:hyperlink r:id="rId172">
         <w:r>
           <w:rPr>
             <w:rStyle w:val="Hyperlink"/>
@@ -60037,8 +60077,8 @@
         </w:r>
       </w:hyperlink>
     </w:p>
-    <w:bookmarkEnd w:id="167"/>
-    <w:bookmarkStart w:id="168" w:name="ref-hoggtanis2015"/>
+    <w:bookmarkEnd w:id="173"/>
+    <w:bookmarkStart w:id="174" w:name="ref-hoggtanis2015"/>
     <w:p>
       <w:pPr>
         <w:pStyle w:val="Bibliography"/>
@@ -60069,8 +60109,8 @@
         <w:t xml:space="preserve">, Tenth edition. Boston: Pearson, 2019.</w:t>
       </w:r>
     </w:p>
-    <w:bookmarkEnd w:id="168"/>
-    <w:bookmarkStart w:id="169" w:name="ref-rice2007mathematical"/>
+    <w:bookmarkEnd w:id="174"/>
+    <w:bookmarkStart w:id="175" w:name="ref-rice2007mathematical"/>
     <w:p>
       <w:pPr>
         <w:pStyle w:val="Bibliography"/>
@@ -60101,8 +60141,8 @@
         <w:t xml:space="preserve">, 3rd ed. Belmont, CA: Cengage Learning, 2007.</w:t>
       </w:r>
     </w:p>
-    <w:bookmarkEnd w:id="169"/>
-    <w:bookmarkStart w:id="171" w:name="Xa16f107eac264c6362bfc3672301bd764727388"/>
+    <w:bookmarkEnd w:id="175"/>
+    <w:bookmarkStart w:id="177" w:name="Xa16f107eac264c6362bfc3672301bd764727388"/>
     <w:p>
       <w:pPr>
         <w:pStyle w:val="Bibliography"/>
@@ -60149,7 +60189,7 @@
       <w:r>
         <w:t xml:space="preserve"> </w:t>
       </w:r>
-      <w:hyperlink r:id="rId170">
+      <w:hyperlink r:id="rId176">
         <w:r>
           <w:rPr>
             <w:rStyle w:val="Hyperlink"/>
@@ -60158,8 +60198,8 @@
         </w:r>
       </w:hyperlink>
     </w:p>
-    <w:bookmarkEnd w:id="171"/>
-    <w:bookmarkStart w:id="173" w:name="X77ec95df2e524293cd476e93fa6c354ef0dc636"/>
+    <w:bookmarkEnd w:id="177"/>
+    <w:bookmarkStart w:id="179" w:name="X77ec95df2e524293cd476e93fa6c354ef0dc636"/>
     <w:p>
       <w:pPr>
         <w:pStyle w:val="Bibliography"/>
@@ -60206,7 +60246,7 @@
       <w:r>
         <w:t xml:space="preserve"> </w:t>
       </w:r>
-      <w:hyperlink r:id="rId172">
+      <w:hyperlink r:id="rId178">
         <w:r>
           <w:rPr>
             <w:rStyle w:val="Hyperlink"/>
@@ -60215,8 +60255,8 @@
         </w:r>
       </w:hyperlink>
     </w:p>
-    <w:bookmarkEnd w:id="173"/>
-    <w:bookmarkStart w:id="175" w:name="ref-wikipedia_linear_regression"/>
+    <w:bookmarkEnd w:id="179"/>
+    <w:bookmarkStart w:id="181" w:name="ref-wikipedia_linear_regression"/>
     <w:p>
       <w:pPr>
         <w:pStyle w:val="Bibliography"/>
@@ -60263,7 +60303,7 @@
       <w:r>
         <w:t xml:space="preserve"> </w:t>
       </w:r>
-      <w:hyperlink r:id="rId174">
+      <w:hyperlink r:id="rId180">
         <w:r>
           <w:rPr>
             <w:rStyle w:val="Hyperlink"/>
@@ -60272,8 +60312,8 @@
         </w:r>
       </w:hyperlink>
     </w:p>
-    <w:bookmarkEnd w:id="175"/>
-    <w:bookmarkStart w:id="177" w:name="ref-wikipedia_simple_linear_regression"/>
+    <w:bookmarkEnd w:id="181"/>
+    <w:bookmarkStart w:id="183" w:name="ref-wikipedia_simple_linear_regression"/>
     <w:p>
       <w:pPr>
         <w:pStyle w:val="Bibliography"/>
@@ -60320,7 +60360,7 @@
       <w:r>
         <w:t xml:space="preserve"> </w:t>
       </w:r>
-      <w:hyperlink r:id="rId176">
+      <w:hyperlink r:id="rId182">
         <w:r>
           <w:rPr>
             <w:rStyle w:val="Hyperlink"/>
@@ -60329,8 +60369,8 @@
         </w:r>
       </w:hyperlink>
     </w:p>
-    <w:bookmarkEnd w:id="177"/>
-    <w:bookmarkStart w:id="179" w:name="ref-wikipedia_residual_sum_of_squares"/>
+    <w:bookmarkEnd w:id="183"/>
+    <w:bookmarkStart w:id="185" w:name="ref-wikipedia_residual_sum_of_squares"/>
     <w:p>
       <w:pPr>
         <w:pStyle w:val="Bibliography"/>
@@ -60377,7 +60417,7 @@
       <w:r>
         <w:t xml:space="preserve"> </w:t>
       </w:r>
-      <w:hyperlink r:id="rId178">
+      <w:hyperlink r:id="rId184">
         <w:r>
           <w:rPr>
             <w:rStyle w:val="Hyperlink"/>
@@ -60386,8 +60426,8 @@
         </w:r>
       </w:hyperlink>
     </w:p>
-    <w:bookmarkEnd w:id="179"/>
-    <w:bookmarkStart w:id="181" w:name="ref-wikipedia_ordinary_least_squares"/>
+    <w:bookmarkEnd w:id="185"/>
+    <w:bookmarkStart w:id="187" w:name="ref-wikipedia_ordinary_least_squares"/>
     <w:p>
       <w:pPr>
         <w:pStyle w:val="Bibliography"/>
@@ -60434,7 +60474,7 @@
       <w:r>
         <w:t xml:space="preserve"> </w:t>
       </w:r>
-      <w:hyperlink r:id="rId180">
+      <w:hyperlink r:id="rId186">
         <w:r>
           <w:rPr>
             <w:rStyle w:val="Hyperlink"/>
@@ -60443,8 +60483,8 @@
         </w:r>
       </w:hyperlink>
     </w:p>
-    <w:bookmarkEnd w:id="181"/>
-    <w:bookmarkStart w:id="183" w:name="ref-hutchinson_wwu_ml_videos"/>
+    <w:bookmarkEnd w:id="187"/>
+    <w:bookmarkStart w:id="189" w:name="ref-hutchinson_wwu_ml_videos"/>
     <w:p>
       <w:pPr>
         <w:pStyle w:val="Bibliography"/>
@@ -60497,7 +60537,7 @@
       <w:r>
         <w:t xml:space="preserve"> </w:t>
       </w:r>
-      <w:hyperlink r:id="rId182">
+      <w:hyperlink r:id="rId188">
         <w:r>
           <w:rPr>
             <w:rStyle w:val="Hyperlink"/>
@@ -60506,8 +60546,8 @@
         </w:r>
       </w:hyperlink>
     </w:p>
-    <w:bookmarkEnd w:id="183"/>
-    <w:bookmarkStart w:id="185" w:name="ref-CaseBerg01"/>
+    <w:bookmarkEnd w:id="189"/>
+    <w:bookmarkStart w:id="191" w:name="ref-CaseBerg01"/>
     <w:p>
       <w:pPr>
         <w:pStyle w:val="Bibliography"/>
@@ -60540,7 +60580,7 @@
       <w:r>
         <w:t xml:space="preserve"> </w:t>
       </w:r>
-      <w:hyperlink r:id="rId184">
+      <w:hyperlink r:id="rId190">
         <w:r>
           <w:rPr>
             <w:rStyle w:val="Hyperlink"/>
@@ -60549,8 +60589,8 @@
         </w:r>
       </w:hyperlink>
     </w:p>
-    <w:bookmarkEnd w:id="185"/>
-    <w:bookmarkStart w:id="187" w:name="ref-wikipedia_total_sum_of_squares"/>
+    <w:bookmarkEnd w:id="191"/>
+    <w:bookmarkStart w:id="193" w:name="ref-wikipedia_total_sum_of_squares"/>
     <w:p>
       <w:pPr>
         <w:pStyle w:val="Bibliography"/>
@@ -60597,7 +60637,7 @@
       <w:r>
         <w:t xml:space="preserve"> </w:t>
       </w:r>
-      <w:hyperlink r:id="rId186">
+      <w:hyperlink r:id="rId192">
         <w:r>
           <w:rPr>
             <w:rStyle w:val="Hyperlink"/>
@@ -60606,8 +60646,8 @@
         </w:r>
       </w:hyperlink>
     </w:p>
-    <w:bookmarkEnd w:id="187"/>
-    <w:bookmarkStart w:id="189" w:name="X0d0d355937664870ae38fa71453bbcd35dcecab"/>
+    <w:bookmarkEnd w:id="193"/>
+    <w:bookmarkStart w:id="195" w:name="X0d0d355937664870ae38fa71453bbcd35dcecab"/>
     <w:p>
       <w:pPr>
         <w:pStyle w:val="Bibliography"/>
@@ -60654,7 +60694,7 @@
       <w:r>
         <w:t xml:space="preserve"> </w:t>
       </w:r>
-      <w:hyperlink r:id="rId188">
+      <w:hyperlink r:id="rId194">
         <w:r>
           <w:rPr>
             <w:rStyle w:val="Hyperlink"/>
@@ -60663,8 +60703,8 @@
         </w:r>
       </w:hyperlink>
     </w:p>
-    <w:bookmarkEnd w:id="189"/>
-    <w:bookmarkStart w:id="191" w:name="ref-dobson4e"/>
+    <w:bookmarkEnd w:id="195"/>
+    <w:bookmarkStart w:id="197" w:name="ref-dobson4e"/>
     <w:p>
       <w:pPr>
         <w:pStyle w:val="Bibliography"/>
@@ -60697,7 +60737,7 @@
       <w:r>
         <w:t xml:space="preserve"> </w:t>
       </w:r>
-      <w:hyperlink r:id="rId190">
+      <w:hyperlink r:id="rId196">
         <w:r>
           <w:rPr>
             <w:rStyle w:val="Hyperlink"/>
@@ -60709,9 +60749,9 @@
         <w:t xml:space="preserve">.</w:t>
       </w:r>
     </w:p>
-    <w:bookmarkEnd w:id="191"/>
-    <w:bookmarkEnd w:id="192"/>
-    <w:bookmarkEnd w:id="193"/>
+    <w:bookmarkEnd w:id="197"/>
+    <w:bookmarkEnd w:id="198"/>
+    <w:bookmarkEnd w:id="199"/>
     <w:sectPr>
       <w:footnotePr>
         <w:numRestart w:val="eachSect"/>
@@ -60925,91 +60965,6 @@
       </w:rPr>
     </w:lvl>
   </w:abstractNum>
-  <w:abstractNum w:abstractNumId="99411">
-    <w:nsid w:val="00A99411"/>
-    <w:multiLevelType w:val="multilevel"/>
-    <w:lvl w:ilvl="0">
-      <w:start w:val="1"/>
-      <w:numFmt w:val="decimal"/>
-      <w:lvlText w:val="%1."/>
-      <w:lvlJc w:val="left"/>
-      <w:pPr>
-        <w:ind w:left="720" w:hanging="360"/>
-      </w:pPr>
-    </w:lvl>
-    <w:lvl w:ilvl="1">
-      <w:start w:val="1"/>
-      <w:numFmt w:val="decimal"/>
-      <w:lvlText w:val="%2."/>
-      <w:lvlJc w:val="left"/>
-      <w:pPr>
-        <w:ind w:left="1440" w:hanging="360"/>
-      </w:pPr>
-    </w:lvl>
-    <w:lvl w:ilvl="2">
-      <w:start w:val="1"/>
-      <w:numFmt w:val="decimal"/>
-      <w:lvlText w:val="%3."/>
-      <w:lvlJc w:val="left"/>
-      <w:pPr>
-        <w:ind w:left="2160" w:hanging="360"/>
-      </w:pPr>
-    </w:lvl>
-    <w:lvl w:ilvl="3">
-      <w:start w:val="1"/>
-      <w:numFmt w:val="decimal"/>
-      <w:lvlText w:val="%4."/>
-      <w:lvlJc w:val="left"/>
-      <w:pPr>
-        <w:ind w:left="2880" w:hanging="360"/>
-      </w:pPr>
-    </w:lvl>
-    <w:lvl w:ilvl="4">
-      <w:start w:val="1"/>
-      <w:numFmt w:val="decimal"/>
-      <w:lvlText w:val="%5."/>
-      <w:lvlJc w:val="left"/>
-      <w:pPr>
-        <w:ind w:left="3600" w:hanging="360"/>
-      </w:pPr>
-    </w:lvl>
-    <w:lvl w:ilvl="5">
-      <w:start w:val="1"/>
-      <w:numFmt w:val="decimal"/>
-      <w:lvlText w:val="%6."/>
-      <w:lvlJc w:val="left"/>
-      <w:pPr>
-        <w:ind w:left="4320" w:hanging="360"/>
-      </w:pPr>
-    </w:lvl>
-    <w:lvl w:ilvl="6">
-      <w:start w:val="1"/>
-      <w:numFmt w:val="decimal"/>
-      <w:lvlText w:val="%7."/>
-      <w:lvlJc w:val="left"/>
-      <w:pPr>
-        <w:ind w:left="5040" w:hanging="360"/>
-      </w:pPr>
-    </w:lvl>
-    <w:lvl w:ilvl="7">
-      <w:start w:val="1"/>
-      <w:numFmt w:val="decimal"/>
-      <w:lvlText w:val="%8."/>
-      <w:lvlJc w:val="left"/>
-      <w:pPr>
-        <w:ind w:left="5760" w:hanging="360"/>
-      </w:pPr>
-    </w:lvl>
-    <w:lvl w:ilvl="8">
-      <w:start w:val="1"/>
-      <w:numFmt w:val="decimal"/>
-      <w:lvlText w:val="%9."/>
-      <w:lvlJc w:val="left"/>
-      <w:pPr>
-        <w:ind w:left="6480" w:hanging="360"/>
-      </w:pPr>
-    </w:lvl>
-  </w:abstractNum>
   <w:num w:numId="1000">
     <w:abstractNumId w:val="990"/>
   </w:num>
@@ -61017,99 +60972,9 @@
     <w:abstractNumId w:val="991"/>
   </w:num>
   <w:num w:numId="1002">
-    <w:abstractNumId w:val="99411"/>
-    <w:lvlOverride w:ilvl="0">
-      <w:startOverride w:val="1"/>
-    </w:lvlOverride>
-    <w:lvlOverride w:ilvl="1">
-      <w:startOverride w:val="1"/>
-    </w:lvlOverride>
-    <w:lvlOverride w:ilvl="2">
-      <w:startOverride w:val="1"/>
-    </w:lvlOverride>
-    <w:lvlOverride w:ilvl="3">
-      <w:startOverride w:val="1"/>
-    </w:lvlOverride>
-    <w:lvlOverride w:ilvl="4">
-      <w:startOverride w:val="1"/>
-    </w:lvlOverride>
-    <w:lvlOverride w:ilvl="5">
-      <w:startOverride w:val="1"/>
-    </w:lvlOverride>
-    <w:lvlOverride w:ilvl="6">
-      <w:startOverride w:val="1"/>
-    </w:lvlOverride>
-    <w:lvlOverride w:ilvl="7">
-      <w:startOverride w:val="1"/>
-    </w:lvlOverride>
-    <w:lvlOverride w:ilvl="8">
-      <w:startOverride w:val="1"/>
-    </w:lvlOverride>
+    <w:abstractNumId w:val="991"/>
   </w:num>
   <w:num w:numId="1003">
-    <w:abstractNumId w:val="99411"/>
-    <w:lvlOverride w:ilvl="0">
-      <w:startOverride w:val="1"/>
-    </w:lvlOverride>
-    <w:lvlOverride w:ilvl="1">
-      <w:startOverride w:val="1"/>
-    </w:lvlOverride>
-    <w:lvlOverride w:ilvl="2">
-      <w:startOverride w:val="1"/>
-    </w:lvlOverride>
-    <w:lvlOverride w:ilvl="3">
-      <w:startOverride w:val="1"/>
-    </w:lvlOverride>
-    <w:lvlOverride w:ilvl="4">
-      <w:startOverride w:val="1"/>
-    </w:lvlOverride>
-    <w:lvlOverride w:ilvl="5">
-      <w:startOverride w:val="1"/>
-    </w:lvlOverride>
-    <w:lvlOverride w:ilvl="6">
-      <w:startOverride w:val="1"/>
-    </w:lvlOverride>
-    <w:lvlOverride w:ilvl="7">
-      <w:startOverride w:val="1"/>
-    </w:lvlOverride>
-    <w:lvlOverride w:ilvl="8">
-      <w:startOverride w:val="1"/>
-    </w:lvlOverride>
-  </w:num>
-  <w:num w:numId="1004">
-    <w:abstractNumId w:val="99411"/>
-    <w:lvlOverride w:ilvl="0">
-      <w:startOverride w:val="1"/>
-    </w:lvlOverride>
-    <w:lvlOverride w:ilvl="1">
-      <w:startOverride w:val="1"/>
-    </w:lvlOverride>
-    <w:lvlOverride w:ilvl="2">
-      <w:startOverride w:val="1"/>
-    </w:lvlOverride>
-    <w:lvlOverride w:ilvl="3">
-      <w:startOverride w:val="1"/>
-    </w:lvlOverride>
-    <w:lvlOverride w:ilvl="4">
-      <w:startOverride w:val="1"/>
-    </w:lvlOverride>
-    <w:lvlOverride w:ilvl="5">
-      <w:startOverride w:val="1"/>
-    </w:lvlOverride>
-    <w:lvlOverride w:ilvl="6">
-      <w:startOverride w:val="1"/>
-    </w:lvlOverride>
-    <w:lvlOverride w:ilvl="7">
-      <w:startOverride w:val="1"/>
-    </w:lvlOverride>
-    <w:lvlOverride w:ilvl="8">
-      <w:startOverride w:val="1"/>
-    </w:lvlOverride>
-  </w:num>
-  <w:num w:numId="1005">
-    <w:abstractNumId w:val="991"/>
-  </w:num>
-  <w:num w:numId="1006">
     <w:abstractNumId w:val="991"/>
   </w:num>
 </w:numbering>

--- a/pr-preview/pr-491/correlation-regression-handout.docx
+++ b/pr-preview/pr-491/correlation-regression-handout.docx
@@ -15,7 +15,7 @@
         <w:pStyle w:val="Date"/>
       </w:pPr>
       <w:r>
-        <w:t xml:space="preserve">Last modified: 2026-10-27 03:08:59 (PDT)</w:t>
+        <w:t xml:space="preserve">Last modified: 2026-10-27 03:45:16 (PDT)</w:t>
       </w:r>
     </w:p>
     <w:p>
@@ -23306,6 +23306,26 @@
       <w:r>
         <w:t xml:space="preserve">.</w:t>
       </w:r>
+      <w:r>
+        <w:t xml:space="preserve"> </w:t>
+      </w:r>
+      <w:r>
+        <w:t xml:space="preserve">The form in terms of means is the solution to</w:t>
+      </w:r>
+      <w:r>
+        <w:t xml:space="preserve"> </w:t>
+      </w:r>
+      <w:hyperlink w:anchor="exr-rss-deriv-intercept-in-means">
+        <w:r>
+          <w:rPr>
+            <w:rStyle w:val="Hyperlink"/>
+          </w:rPr>
+          <w:t xml:space="preserve">Exercise 7</w:t>
+        </w:r>
+      </w:hyperlink>
+      <w:r>
+        <w:t xml:space="preserve">.</w:t>
+      </w:r>
     </w:p>
     <w:bookmarkStart w:id="88" w:name="exr-rss-deriv-slope"/>
     <w:p>
@@ -36755,6 +36775,26 @@
       <w:r>
         <w:t xml:space="preserve">.</w:t>
       </w:r>
+      <w:r>
+        <w:t xml:space="preserve"> </w:t>
+      </w:r>
+      <w:r>
+        <w:t xml:space="preserve">The positive definiteness is the solution to</w:t>
+      </w:r>
+      <w:r>
+        <w:t xml:space="preserve"> </w:t>
+      </w:r>
+      <w:hyperlink w:anchor="exr-rss-hessian-positive-definite">
+        <w:r>
+          <w:rPr>
+            <w:rStyle w:val="Hyperlink"/>
+          </w:rPr>
+          <w:t xml:space="preserve">Exercise 11</w:t>
+        </w:r>
+      </w:hyperlink>
+      <w:r>
+        <w:t xml:space="preserve">.</w:t>
+      </w:r>
     </w:p>
     <w:bookmarkStart w:id="99" w:name="thm-ols-slr"/>
     <w:p>
@@ -43381,6 +43421,26 @@
             <w:rStyle w:val="Hyperlink"/>
           </w:rPr>
           <w:t xml:space="preserve">Exercise 16</w:t>
+        </w:r>
+      </w:hyperlink>
+      <w:r>
+        <w:t xml:space="preserve">.</w:t>
+      </w:r>
+      <w:r>
+        <w:t xml:space="preserve"> </w:t>
+      </w:r>
+      <w:r>
+        <w:t xml:space="preserve">The positive definiteness is the solution to</w:t>
+      </w:r>
+      <w:r>
+        <w:t xml:space="preserve"> </w:t>
+      </w:r>
+      <w:hyperlink w:anchor="exr-rss-hessian-vector-positive-definite">
+        <w:r>
+          <w:rPr>
+            <w:rStyle w:val="Hyperlink"/>
+          </w:rPr>
+          <w:t xml:space="preserve">Exercise 17</w:t>
         </w:r>
       </w:hyperlink>
       <w:r>

--- a/pr-preview/pr-491/correlation-regression-handout.docx
+++ b/pr-preview/pr-491/correlation-regression-handout.docx
@@ -15,7 +15,7 @@
         <w:pStyle w:val="Date"/>
       </w:pPr>
       <w:r>
-        <w:t xml:space="preserve">Last modified: 2026-10-27 03:45:16 (PDT)</w:t>
+        <w:t xml:space="preserve">Last modified: 2026-10-27 04:54:13 (PDT)</w:t>
       </w:r>
     </w:p>
     <w:p>
@@ -21745,7 +21745,24 @@
         <w:t xml:space="preserve">. </w:t>
       </w:r>
       <w:r>
-        <w:t xml:space="preserve">Write it in terms of</w:t>
+        <w:t xml:space="preserve">Write the derivative from</w:t>
+      </w:r>
+      <w:r>
+        <w:t xml:space="preserve"> </w:t>
+      </w:r>
+      <w:hyperlink w:anchor="exr-rss-deriv-intercept">
+        <w:r>
+          <w:rPr>
+            <w:rStyle w:val="Hyperlink"/>
+          </w:rPr>
+          <w:t xml:space="preserve">Exercise 6</w:t>
+        </w:r>
+      </w:hyperlink>
+      <w:r>
+        <w:t xml:space="preserve"> </w:t>
+      </w:r>
+      <w:r>
+        <w:t xml:space="preserve">in terms of</w:t>
       </w:r>
       <w:r>
         <w:t xml:space="preserve"> </w:t>
@@ -21968,7 +21985,7 @@
                   <m:nor/>
                   <m:sty m:val="p"/>
                 </m:rPr>
-                <m:t>(previous solution)</m:t>
+                <m:t>(derivative of the RSS)</m:t>
               </m:r>
             </m:e>
             <m:e>
@@ -23290,7 +23307,7 @@
         <w:t xml:space="preserve">. </w:t>
       </w:r>
       <w:r>
-        <w:t xml:space="preserve">This is the solution to</w:t>
+        <w:t xml:space="preserve">The derivative in sum form is the solution to</w:t>
       </w:r>
       <w:r>
         <w:t xml:space="preserve"> </w:t>
@@ -35292,13 +35309,7 @@
         <w:t xml:space="preserve"> </w:t>
       </w:r>
       <w:r>
-        <w:t xml:space="preserve">Collecting the four second derivatives,</w:t>
-      </w:r>
-      <w:r>
-        <w:t xml:space="preserve"> </w:t>
-      </w:r>
-      <w:r>
-        <w:t xml:space="preserve">the matrix of second derivatives is</w:t>
+        <w:t xml:space="preserve">Collecting the four second derivatives gives the matrix of second derivatives:</w:t>
       </w:r>
     </w:p>
     <w:p>
@@ -35545,7 +35556,21 @@
         <w:t xml:space="preserve">. </w:t>
       </w:r>
       <w:r>
-        <w:t xml:space="preserve">The top-left entry of the matrix of second derivatives,</w:t>
+        <w:t xml:space="preserve">The top-left entry of the matrix of second derivatives from</w:t>
+      </w:r>
+      <w:r>
+        <w:t xml:space="preserve"> </w:t>
+      </w:r>
+      <w:hyperlink w:anchor="exr-rss-hessian">
+        <w:r>
+          <w:rPr>
+            <w:rStyle w:val="Hyperlink"/>
+          </w:rPr>
+          <w:t xml:space="preserve">Exercise 10</w:t>
+        </w:r>
+      </w:hyperlink>
+      <w:r>
+        <w:t xml:space="preserve">,</w:t>
       </w:r>
       <w:r>
         <w:t xml:space="preserve"> </w:t>
@@ -35565,7 +35590,7 @@
         <w:t xml:space="preserve"> </w:t>
       </w:r>
       <w:r>
-        <w:t xml:space="preserve">Its determinant,</w:t>
+        <w:t xml:space="preserve">The determinant of this matrix,</w:t>
       </w:r>
       <w:r>
         <w:t xml:space="preserve"> </w:t>
@@ -36759,7 +36784,7 @@
         <w:t xml:space="preserve">. </w:t>
       </w:r>
       <w:r>
-        <w:t xml:space="preserve">This is the solution to</w:t>
+        <w:t xml:space="preserve">The matrix of second derivatives is the solution to</w:t>
       </w:r>
       <w:r>
         <w:t xml:space="preserve"> </w:t>
@@ -42901,7 +42926,27 @@
         <w:t xml:space="preserve">. </w:t>
       </w:r>
       <w:r>
-        <w:t xml:space="preserve">To show the</w:t>
+        <w:t xml:space="preserve">By</w:t>
+      </w:r>
+      <w:r>
+        <w:t xml:space="preserve"> </w:t>
+      </w:r>
+      <w:hyperlink w:anchor="exr-rss-hessian-vector">
+        <w:r>
+          <w:rPr>
+            <w:rStyle w:val="Hyperlink"/>
+          </w:rPr>
+          <w:t xml:space="preserve">Exercise 16</w:t>
+        </w:r>
+      </w:hyperlink>
+      <w:r>
+        <w:t xml:space="preserve">,</w:t>
+      </w:r>
+      <w:r>
+        <w:t xml:space="preserve"> </w:t>
+      </w:r>
+      <w:r>
+        <w:t xml:space="preserve">the</w:t>
       </w:r>
       <w:r>
         <w:t xml:space="preserve"> </w:t>
@@ -42918,7 +42963,39 @@
         <w:t xml:space="preserve"> </w:t>
       </w:r>
       <w:r>
-        <w:t xml:space="preserve">is positive definite,</w:t>
+        <w:t xml:space="preserve">is</w:t>
+      </w:r>
+      <w:r>
+        <w:t xml:space="preserve"> </w:t>
+      </w:r>
+      <m:oMath>
+        <m:r>
+          <m:t>2</m:t>
+        </m:r>
+        <m:r>
+          <m:t>A</m:t>
+        </m:r>
+      </m:oMath>
+      <w:r>
+        <w:t xml:space="preserve"> </w:t>
+      </w:r>
+      <w:r>
+        <w:t xml:space="preserve">with</w:t>
+      </w:r>
+      <w:r>
+        <w:t xml:space="preserve"> </w:t>
+      </w:r>
+      <w:r>
+        <w:t xml:space="preserve">$A = \sum_{i=1}^n\mathord{\smash[b]{\underset{\raise.3ex\hbox{$\scriptstyle\sim$}}{x}}\vphantom{x}}_i {\mathord{\smash[b]{\underset{\raise.3ex\hbox{$\scriptstyle\sim$}}{x}}\vphantom{x}}_i}^{\top}$</w:t>
+      </w:r>
+      <w:r>
+        <w:t xml:space="preserve">.</w:t>
+      </w:r>
+      <w:r>
+        <w:t xml:space="preserve"> </w:t>
+      </w:r>
+      <w:r>
+        <w:t xml:space="preserve">To show that this Hessian is positive definite,</w:t>
       </w:r>
       <w:r>
         <w:t xml:space="preserve"> </w:t>
@@ -43077,7 +43154,7 @@
         </m:r>
       </m:oMath>
       <w:r>
-        <w:t xml:space="preserve">, that would force every</w:t>
+        <w:t xml:space="preserve">, the condition would force every</w:t>
       </w:r>
       <w:r>
         <w:t xml:space="preserve"> </w:t>
@@ -43212,7 +43289,7 @@
         </m:r>
       </m:oMath>
       <w:r>
-        <w:t xml:space="preserve">, it would force</w:t>
+        <w:t xml:space="preserve">, the condition would force</w:t>
       </w:r>
       <w:r>
         <w:t xml:space="preserve"> </w:t>
@@ -43410,7 +43487,24 @@
         <w:t xml:space="preserve">. </w:t>
       </w:r>
       <w:r>
-        <w:t xml:space="preserve">This is the solution to</w:t>
+        <w:t xml:space="preserve">The</w:t>
+      </w:r>
+      <w:r>
+        <w:t xml:space="preserve"> </w:t>
+      </w:r>
+      <w:hyperlink r:id="rId114">
+        <w:r>
+          <w:rPr>
+            <w:rStyle w:val="Hyperlink"/>
+          </w:rPr>
+          <w:t xml:space="preserve">Hessian</w:t>
+        </w:r>
+      </w:hyperlink>
+      <w:r>
+        <w:t xml:space="preserve"> </w:t>
+      </w:r>
+      <w:r>
+        <w:t xml:space="preserve">is the solution to</w:t>
       </w:r>
       <w:r>
         <w:t xml:space="preserve"> </w:t>

--- a/pr-preview/pr-491/correlation-regression-handout.docx
+++ b/pr-preview/pr-491/correlation-regression-handout.docx
@@ -15,7 +15,7 @@
         <w:pStyle w:val="Date"/>
       </w:pPr>
       <w:r>
-        <w:t xml:space="preserve">Last modified: 2026-10-27 04:54:13 (PDT)</w:t>
+        <w:t xml:space="preserve">Last modified: 2026-10-27 14:23:57 (PDT)</w:t>
       </w:r>
     </w:p>
     <w:p>
@@ -4515,7 +4515,11 @@
         <m:sSub>
           <m:e>
             <m:r>
-              <m:t>δ</m:t>
+              <m:rPr>
+                <m:scr m:val="double-struck"/>
+                <m:sty m:val="p"/>
+              </m:rPr>
+              <m:t>d</m:t>
             </m:r>
           </m:e>
           <m:sub>
@@ -4625,7 +4629,11 @@
           <m:sSub>
             <m:e>
               <m:r>
-                <m:t>δ</m:t>
+                <m:rPr>
+                  <m:scr m:val="double-struck"/>
+                  <m:sty m:val="p"/>
+                </m:rPr>
+                <m:t>d</m:t>
               </m:r>
             </m:e>
             <m:sub>
@@ -4796,7 +4804,11 @@
         <m:sSub>
           <m:e>
             <m:r>
-              <m:t>δ</m:t>
+              <m:rPr>
+                <m:scr m:val="double-struck"/>
+                <m:sty m:val="p"/>
+              </m:rPr>
+              <m:t>d</m:t>
             </m:r>
           </m:e>
           <m:sub>
@@ -4886,7 +4898,11 @@
         <m:sSub>
           <m:e>
             <m:r>
-              <m:t>δ</m:t>
+              <m:rPr>
+                <m:scr m:val="double-struck"/>
+                <m:sty m:val="p"/>
+              </m:rPr>
+              <m:t>d</m:t>
             </m:r>
           </m:e>
           <m:sub>
@@ -4932,7 +4948,11 @@
               <m:sSub>
                 <m:e>
                   <m:r>
-                    <m:t>δ</m:t>
+                    <m:rPr>
+                      <m:scr m:val="double-struck"/>
+                      <m:sty m:val="p"/>
+                    </m:rPr>
+                    <m:t>d</m:t>
                   </m:r>
                 </m:e>
                 <m:sub>
@@ -4986,7 +5006,11 @@
               <m:sSub>
                 <m:e>
                   <m:r>
-                    <m:t>δ</m:t>
+                    <m:rPr>
+                      <m:scr m:val="double-struck"/>
+                      <m:sty m:val="p"/>
+                    </m:rPr>
+                    <m:t>d</m:t>
                   </m:r>
                 </m:e>
                 <m:sub>
@@ -5148,7 +5172,11 @@
               <m:sSub>
                 <m:e>
                   <m:r>
-                    <m:t>δ</m:t>
+                    <m:rPr>
+                      <m:scr m:val="double-struck"/>
+                      <m:sty m:val="p"/>
+                    </m:rPr>
+                    <m:t>d</m:t>
                   </m:r>
                 </m:e>
                 <m:sub>
@@ -5678,7 +5706,11 @@
         <m:sSub>
           <m:e>
             <m:r>
-              <m:t>δ</m:t>
+              <m:rPr>
+                <m:scr m:val="double-struck"/>
+                <m:sty m:val="p"/>
+              </m:rPr>
+              <m:t>d</m:t>
             </m:r>
           </m:e>
           <m:sub>
@@ -5706,7 +5738,11 @@
         <m:sSub>
           <m:e>
             <m:r>
-              <m:t>δ</m:t>
+              <m:rPr>
+                <m:scr m:val="double-struck"/>
+                <m:sty m:val="p"/>
+              </m:rPr>
+              <m:t>d</m:t>
             </m:r>
           </m:e>
           <m:sub>
@@ -5757,7 +5793,11 @@
               <m:sSub>
                 <m:e>
                   <m:r>
-                    <m:t>δ</m:t>
+                    <m:rPr>
+                      <m:scr m:val="double-struck"/>
+                      <m:sty m:val="p"/>
+                    </m:rPr>
+                    <m:t>d</m:t>
                   </m:r>
                 </m:e>
                 <m:sub>
@@ -5836,7 +5876,11 @@
               <m:sSub>
                 <m:e>
                   <m:r>
-                    <m:t>δ</m:t>
+                    <m:rPr>
+                      <m:scr m:val="double-struck"/>
+                      <m:sty m:val="p"/>
+                    </m:rPr>
+                    <m:t>d</m:t>
                   </m:r>
                 </m:e>
                 <m:sub>
@@ -5857,7 +5901,11 @@
               <m:sSub>
                 <m:e>
                   <m:r>
-                    <m:t>δ</m:t>
+                    <m:rPr>
+                      <m:scr m:val="double-struck"/>
+                      <m:sty m:val="p"/>
+                    </m:rPr>
+                    <m:t>d</m:t>
                   </m:r>
                 </m:e>
                 <m:sub>
@@ -6038,7 +6086,11 @@
               <m:sSub>
                 <m:e>
                   <m:r>
-                    <m:t>δ</m:t>
+                    <m:rPr>
+                      <m:scr m:val="double-struck"/>
+                      <m:sty m:val="p"/>
+                    </m:rPr>
+                    <m:t>d</m:t>
                   </m:r>
                 </m:e>
                 <m:sub>
@@ -6207,7 +6259,11 @@
               <m:sSub>
                 <m:e>
                   <m:r>
-                    <m:t>δ</m:t>
+                    <m:rPr>
+                      <m:scr m:val="double-struck"/>
+                      <m:sty m:val="p"/>
+                    </m:rPr>
+                    <m:t>d</m:t>
                   </m:r>
                 </m:e>
                 <m:sub>
@@ -6376,7 +6432,11 @@
               <m:sSub>
                 <m:e>
                   <m:r>
-                    <m:t>δ</m:t>
+                    <m:rPr>
+                      <m:scr m:val="double-struck"/>
+                      <m:sty m:val="p"/>
+                    </m:rPr>
+                    <m:t>d</m:t>
                   </m:r>
                 </m:e>
                 <m:sub>
@@ -6500,7 +6560,11 @@
               <m:sSub>
                 <m:e>
                   <m:r>
-                    <m:t>δ</m:t>
+                    <m:rPr>
+                      <m:scr m:val="double-struck"/>
+                      <m:sty m:val="p"/>
+                    </m:rPr>
+                    <m:t>d</m:t>
                   </m:r>
                 </m:e>
                 <m:sub>
@@ -6630,7 +6694,11 @@
               <m:sSub>
                 <m:e>
                   <m:r>
-                    <m:t>δ</m:t>
+                    <m:rPr>
+                      <m:scr m:val="double-struck"/>
+                      <m:sty m:val="p"/>
+                    </m:rPr>
+                    <m:t>d</m:t>
                   </m:r>
                 </m:e>
                 <m:sub>
@@ -6744,7 +6812,11 @@
               <m:sSub>
                 <m:e>
                   <m:r>
-                    <m:t>δ</m:t>
+                    <m:rPr>
+                      <m:scr m:val="double-struck"/>
+                      <m:sty m:val="p"/>
+                    </m:rPr>
+                    <m:t>d</m:t>
                   </m:r>
                 </m:e>
                 <m:sub>
@@ -6810,7 +6882,11 @@
               <m:sSub>
                 <m:e>
                   <m:r>
-                    <m:t>δ</m:t>
+                    <m:rPr>
+                      <m:scr m:val="double-struck"/>
+                      <m:sty m:val="p"/>
+                    </m:rPr>
+                    <m:t>d</m:t>
                   </m:r>
                 </m:e>
                 <m:sub>
@@ -6952,7 +7028,11 @@
           <m:sSub>
             <m:e>
               <m:r>
-                <m:t>δ</m:t>
+                <m:rPr>
+                  <m:scr m:val="double-struck"/>
+                  <m:sty m:val="p"/>
+                </m:rPr>
+                <m:t>d</m:t>
               </m:r>
             </m:e>
             <m:sub>
@@ -7154,7 +7234,11 @@
           </m:e>
           <m:sub>
             <m:r>
-              <m:t>δ</m:t>
+              <m:rPr>
+                <m:scr m:val="double-struck"/>
+                <m:sty m:val="p"/>
+              </m:rPr>
+              <m:t>d</m:t>
             </m:r>
           </m:sub>
         </m:sSub>
@@ -7177,7 +7261,11 @@
           </m:e>
           <m:sub>
             <m:r>
-              <m:t>δ</m:t>
+              <m:rPr>
+                <m:scr m:val="double-struck"/>
+                <m:sty m:val="p"/>
+              </m:rPr>
+              <m:t>d</m:t>
             </m:r>
           </m:sub>
         </m:sSub>
@@ -7195,7 +7283,11 @@
         <m:sSub>
           <m:e>
             <m:r>
-              <m:t>δ</m:t>
+              <m:rPr>
+                <m:scr m:val="double-struck"/>
+                <m:sty m:val="p"/>
+              </m:rPr>
+              <m:t>d</m:t>
             </m:r>
           </m:e>
           <m:sub>
@@ -7295,7 +7387,11 @@
         <m:sSub>
           <m:e>
             <m:r>
-              <m:t>δ</m:t>
+              <m:rPr>
+                <m:scr m:val="double-struck"/>
+                <m:sty m:val="p"/>
+              </m:rPr>
+              <m:t>d</m:t>
             </m:r>
           </m:e>
           <m:sub>
@@ -7328,7 +7424,11 @@
                 </m:e>
                 <m:sub>
                   <m:r>
-                    <m:t>δ</m:t>
+                    <m:rPr>
+                      <m:scr m:val="double-struck"/>
+                      <m:sty m:val="p"/>
+                    </m:rPr>
+                    <m:t>d</m:t>
                   </m:r>
                 </m:sub>
               </m:sSub>
@@ -7376,7 +7476,11 @@
                   <m:sSub>
                     <m:e>
                       <m:r>
-                        <m:t>δ</m:t>
+                        <m:rPr>
+                          <m:scr m:val="double-struck"/>
+                          <m:sty m:val="p"/>
+                        </m:rPr>
+                        <m:t>d</m:t>
                       </m:r>
                     </m:e>
                     <m:sub>
@@ -7515,7 +7619,11 @@
               <m:sSub>
                 <m:e>
                   <m:r>
-                    <m:t>δ</m:t>
+                    <m:rPr>
+                      <m:scr m:val="double-struck"/>
+                      <m:sty m:val="p"/>
+                    </m:rPr>
+                    <m:t>d</m:t>
                   </m:r>
                 </m:e>
                 <m:sub>
@@ -7840,7 +7948,11 @@
                 </m:e>
                 <m:sub>
                   <m:r>
-                    <m:t>δ</m:t>
+                    <m:rPr>
+                      <m:scr m:val="double-struck"/>
+                      <m:sty m:val="p"/>
+                    </m:rPr>
+                    <m:t>d</m:t>
                   </m:r>
                 </m:sub>
               </m:sSub>
@@ -7900,7 +8012,11 @@
                 </m:e>
                 <m:sub>
                   <m:r>
-                    <m:t>δ</m:t>
+                    <m:rPr>
+                      <m:scr m:val="double-struck"/>
+                      <m:sty m:val="p"/>
+                    </m:rPr>
+                    <m:t>d</m:t>
                   </m:r>
                 </m:sub>
               </m:sSub>
@@ -8028,7 +8144,11 @@
               <m:sSub>
                 <m:e>
                   <m:r>
-                    <m:t>δ</m:t>
+                    <m:rPr>
+                      <m:scr m:val="double-struck"/>
+                      <m:sty m:val="p"/>
+                    </m:rPr>
+                    <m:t>d</m:t>
                   </m:r>
                 </m:e>
                 <m:sub>
@@ -8604,7 +8724,11 @@
                 </m:e>
                 <m:sub>
                   <m:r>
-                    <m:t>δ</m:t>
+                    <m:rPr>
+                      <m:scr m:val="double-struck"/>
+                      <m:sty m:val="p"/>
+                    </m:rPr>
+                    <m:t>d</m:t>
                   </m:r>
                 </m:sub>
               </m:sSub>
@@ -9176,7 +9300,11 @@
         <m:sSub>
           <m:e>
             <m:r>
-              <m:t>δ</m:t>
+              <m:rPr>
+                <m:scr m:val="double-struck"/>
+                <m:sty m:val="p"/>
+              </m:rPr>
+              <m:t>d</m:t>
             </m:r>
           </m:e>
           <m:sub>
@@ -9294,7 +9422,11 @@
         <m:sSub>
           <m:e>
             <m:r>
-              <m:t>δ</m:t>
+              <m:rPr>
+                <m:scr m:val="double-struck"/>
+                <m:sty m:val="p"/>
+              </m:rPr>
+              <m:t>d</m:t>
             </m:r>
           </m:e>
           <m:sub>
@@ -9324,7 +9456,11 @@
         <m:sSub>
           <m:e>
             <m:r>
-              <m:t>δ</m:t>
+              <m:rPr>
+                <m:scr m:val="double-struck"/>
+                <m:sty m:val="p"/>
+              </m:rPr>
+              <m:t>d</m:t>
             </m:r>
           </m:e>
           <m:sub>
@@ -9423,7 +9559,11 @@
                   <m:sSub>
                     <m:e>
                       <m:r>
-                        <m:t>δ</m:t>
+                        <m:rPr>
+                          <m:scr m:val="double-struck"/>
+                          <m:sty m:val="p"/>
+                        </m:rPr>
+                        <m:t>d</m:t>
                       </m:r>
                     </m:e>
                     <m:sub>
@@ -9471,7 +9611,11 @@
                   <m:sSub>
                     <m:e>
                       <m:r>
-                        <m:t>δ</m:t>
+                        <m:rPr>
+                          <m:scr m:val="double-struck"/>
+                          <m:sty m:val="p"/>
+                        </m:rPr>
+                        <m:t>d</m:t>
                       </m:r>
                     </m:e>
                     <m:sub>
@@ -9880,7 +10024,11 @@
                       <m:sSub>
                         <m:e>
                           <m:r>
-                            <m:t>δ</m:t>
+                            <m:rPr>
+                              <m:scr m:val="double-struck"/>
+                              <m:sty m:val="p"/>
+                            </m:rPr>
+                            <m:t>d</m:t>
                           </m:r>
                         </m:e>
                         <m:sub>
@@ -9971,7 +10119,11 @@
         <m:sSub>
           <m:e>
             <m:r>
-              <m:t>δ</m:t>
+              <m:rPr>
+                <m:scr m:val="double-struck"/>
+                <m:sty m:val="p"/>
+              </m:rPr>
+              <m:t>d</m:t>
             </m:r>
           </m:e>
           <m:sub>
@@ -10001,7 +10153,11 @@
         <m:sSub>
           <m:e>
             <m:r>
-              <m:t>δ</m:t>
+              <m:rPr>
+                <m:scr m:val="double-struck"/>
+                <m:sty m:val="p"/>
+              </m:rPr>
+              <m:t>d</m:t>
             </m:r>
           </m:e>
           <m:sub>
@@ -10042,7 +10198,11 @@
         <m:sSub>
           <m:e>
             <m:r>
-              <m:t>δ</m:t>
+              <m:rPr>
+                <m:scr m:val="double-struck"/>
+                <m:sty m:val="p"/>
+              </m:rPr>
+              <m:t>d</m:t>
             </m:r>
           </m:e>
           <m:sub>
@@ -10276,7 +10436,11 @@
           <m:sSub>
             <m:e>
               <m:r>
-                <m:t>δ</m:t>
+                <m:rPr>
+                  <m:scr m:val="double-struck"/>
+                  <m:sty m:val="p"/>
+                </m:rPr>
+                <m:t>d</m:t>
               </m:r>
             </m:e>
             <m:sub>
@@ -10693,7 +10857,11 @@
           <m:sSub>
             <m:e>
               <m:r>
-                <m:t>δ</m:t>
+                <m:rPr>
+                  <m:scr m:val="double-struck"/>
+                  <m:sty m:val="p"/>
+                </m:rPr>
+                <m:t>d</m:t>
               </m:r>
             </m:e>
             <m:sub>
@@ -10868,7 +11036,11 @@
         <m:sSub>
           <m:e>
             <m:r>
-              <m:t>δ</m:t>
+              <m:rPr>
+                <m:scr m:val="double-struck"/>
+                <m:sty m:val="p"/>
+              </m:rPr>
+              <m:t>d</m:t>
             </m:r>
           </m:e>
           <m:sub>

--- a/pr-preview/pr-491/correlation-regression-handout.docx
+++ b/pr-preview/pr-491/correlation-regression-handout.docx
@@ -15,7 +15,7 @@
         <w:pStyle w:val="Date"/>
       </w:pPr>
       <w:r>
-        <w:t xml:space="preserve">Last modified: 2026-10-27 14:23:57 (PDT)</w:t>
+        <w:t xml:space="preserve">Last modified: 2026-10-27 14:52:48 (PDT)</w:t>
       </w:r>
     </w:p>
     <w:p>
